--- a/Отчет_ИКБО-10-24_ЧудаевИС_КТ1.docx
+++ b/Отчет_ИКБО-10-24_ЧудаевИС_КТ1.docx
@@ -242,7 +242,7 @@
                 </mc:Choice>
                 <mc:Fallback>
                   <w:pict>
-                    <v:line w14:anchorId="39FD9AE4" id="Прямая соединительная линия 1" o:spid="_x0000_s1026" style="flip:y;visibility:visible;mso-wrap-style:square;mso-left-percent:-10001;mso-top-percent:-10001;mso-position-horizontal:absolute;mso-position-horizontal-relative:char;mso-position-vertical:absolute;mso-position-vertical-relative:line;mso-left-percent:-10001;mso-top-percent:-10001" from="0,0" to="441pt,.1pt" o:gfxdata="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" strokeweight="3pt">
+                    <v:line w14:anchorId="6DD652DE" id="Прямая соединительная линия 1" o:spid="_x0000_s1026" style="flip:y;visibility:visible;mso-wrap-style:square;mso-left-percent:-10001;mso-top-percent:-10001;mso-position-horizontal:absolute;mso-position-horizontal-relative:char;mso-position-vertical:absolute;mso-position-vertical-relative:line;mso-left-percent:-10001;mso-top-percent:-10001" from="0,0" to="441pt,.1pt" o:gfxdata="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" strokeweight="3pt">
                       <v:stroke linestyle="thinThin"/>
                       <w10:anchorlock/>
                     </v:line>
@@ -264,6 +264,7 @@
           <w:szCs w:val="24"/>
         </w:rPr>
       </w:pPr>
+      <w:proofErr w:type="spellStart"/>
       <w:r>
         <w:rPr>
           <w:rFonts w:cs="Times New Roman"/>
@@ -271,30 +272,102 @@
           <w:sz w:val="24"/>
           <w:szCs w:val="24"/>
         </w:rPr>
-        <w:t>Институт информационных технологий (ИИТ)</w:t>
-      </w:r>
-    </w:p>
-    <w:p>
-      <w:pPr>
-        <w:spacing w:line="240" w:lineRule="auto"/>
-        <w:jc w:val="center"/>
+        <w:t>Институт</w:t>
+      </w:r>
+      <w:proofErr w:type="spellEnd"/>
+      <w:r>
         <w:rPr>
           <w:rFonts w:cs="Times New Roman"/>
           <w:b/>
           <w:sz w:val="24"/>
           <w:szCs w:val="24"/>
-          <w:lang w:val="ru-RU"/>
-        </w:rPr>
-      </w:pPr>
+        </w:rPr>
+        <w:t xml:space="preserve"> </w:t>
+      </w:r>
+      <w:proofErr w:type="spellStart"/>
       <w:r>
         <w:rPr>
           <w:rFonts w:cs="Times New Roman"/>
           <w:b/>
           <w:sz w:val="24"/>
           <w:szCs w:val="24"/>
-          <w:lang w:val="ru-RU"/>
-        </w:rPr>
-        <w:t>Кафедра инструментального и прикладного программного обеспечения (ИиППО)</w:t>
+        </w:rPr>
+        <w:t>информационных</w:t>
+      </w:r>
+      <w:proofErr w:type="spellEnd"/>
+      <w:r>
+        <w:rPr>
+          <w:rFonts w:cs="Times New Roman"/>
+          <w:b/>
+          <w:sz w:val="24"/>
+          <w:szCs w:val="24"/>
+        </w:rPr>
+        <w:t xml:space="preserve"> </w:t>
+      </w:r>
+      <w:proofErr w:type="spellStart"/>
+      <w:r>
+        <w:rPr>
+          <w:rFonts w:cs="Times New Roman"/>
+          <w:b/>
+          <w:sz w:val="24"/>
+          <w:szCs w:val="24"/>
+        </w:rPr>
+        <w:t>технологий</w:t>
+      </w:r>
+      <w:proofErr w:type="spellEnd"/>
+      <w:r>
+        <w:rPr>
+          <w:rFonts w:cs="Times New Roman"/>
+          <w:b/>
+          <w:sz w:val="24"/>
+          <w:szCs w:val="24"/>
+        </w:rPr>
+        <w:t xml:space="preserve"> (ИИТ)</w:t>
+      </w:r>
+    </w:p>
+    <w:p>
+      <w:pPr>
+        <w:spacing w:line="240" w:lineRule="auto"/>
+        <w:jc w:val="center"/>
+        <w:rPr>
+          <w:rFonts w:cs="Times New Roman"/>
+          <w:b/>
+          <w:sz w:val="24"/>
+          <w:szCs w:val="24"/>
+          <w:lang w:val="ru-RU"/>
+        </w:rPr>
+      </w:pPr>
+      <w:r>
+        <w:rPr>
+          <w:rFonts w:cs="Times New Roman"/>
+          <w:b/>
+          <w:sz w:val="24"/>
+          <w:szCs w:val="24"/>
+          <w:lang w:val="ru-RU"/>
+        </w:rPr>
+        <w:t>Кафедра инструментального и прикладного программного обеспечения (</w:t>
+      </w:r>
+      <w:proofErr w:type="spellStart"/>
+      <w:r>
+        <w:rPr>
+          <w:rFonts w:cs="Times New Roman"/>
+          <w:b/>
+          <w:sz w:val="24"/>
+          <w:szCs w:val="24"/>
+          <w:lang w:val="ru-RU"/>
+        </w:rPr>
+        <w:t>ИиППО</w:t>
+      </w:r>
+      <w:proofErr w:type="spellEnd"/>
+      <w:r>
+        <w:rPr>
+          <w:rFonts w:cs="Times New Roman"/>
+          <w:b/>
+          <w:sz w:val="24"/>
+          <w:szCs w:val="24"/>
+          <w:lang w:val="ru-RU"/>
+        </w:rPr>
+        <w:t>)</w:t>
       </w:r>
     </w:p>
     <w:p>
@@ -539,7 +612,25 @@
                 <w:sz w:val="24"/>
                 <w:szCs w:val="24"/>
               </w:rPr>
-              <w:t>«21» декабря 2026 г.</w:t>
+              <w:t xml:space="preserve">«21» </w:t>
+            </w:r>
+            <w:proofErr w:type="spellStart"/>
+            <w:r>
+              <w:rPr>
+                <w:rFonts w:cs="Times New Roman"/>
+                <w:sz w:val="24"/>
+                <w:szCs w:val="24"/>
+              </w:rPr>
+              <w:t>декабря</w:t>
+            </w:r>
+            <w:proofErr w:type="spellEnd"/>
+            <w:r>
+              <w:rPr>
+                <w:rFonts w:cs="Times New Roman"/>
+                <w:sz w:val="24"/>
+                <w:szCs w:val="24"/>
+              </w:rPr>
+              <w:t xml:space="preserve"> 2026 г.</w:t>
             </w:r>
           </w:p>
         </w:tc>
@@ -593,8 +684,19 @@
                 <w:szCs w:val="24"/>
                 <w:lang w:val="ru-RU"/>
               </w:rPr>
-              <w:t xml:space="preserve">                  Чудаев И.С.</w:t>
+              <w:t xml:space="preserve">                  Чудаев </w:t>
             </w:r>
+            <w:proofErr w:type="gramStart"/>
+            <w:r>
+              <w:rPr>
+                <w:rFonts w:cs="Times New Roman"/>
+                <w:sz w:val="24"/>
+                <w:szCs w:val="24"/>
+                <w:lang w:val="ru-RU"/>
+              </w:rPr>
+              <w:t>И.С.</w:t>
+            </w:r>
+            <w:proofErr w:type="gramEnd"/>
           </w:p>
           <w:p>
             <w:pPr>
@@ -739,13 +841,41 @@
                 <w:szCs w:val="24"/>
               </w:rPr>
             </w:pPr>
+            <w:proofErr w:type="spellStart"/>
             <w:r>
               <w:rPr>
                 <w:rFonts w:cs="Times New Roman"/>
                 <w:sz w:val="24"/>
                 <w:szCs w:val="24"/>
               </w:rPr>
-              <w:t xml:space="preserve">Руководитель практики </w:t>
+              <w:t>Руководитель</w:t>
+            </w:r>
+            <w:proofErr w:type="spellEnd"/>
+            <w:r>
+              <w:rPr>
+                <w:rFonts w:cs="Times New Roman"/>
+                <w:sz w:val="24"/>
+                <w:szCs w:val="24"/>
+              </w:rPr>
+              <w:t xml:space="preserve"> </w:t>
+            </w:r>
+            <w:proofErr w:type="spellStart"/>
+            <w:r>
+              <w:rPr>
+                <w:rFonts w:cs="Times New Roman"/>
+                <w:sz w:val="24"/>
+                <w:szCs w:val="24"/>
+              </w:rPr>
+              <w:t>практики</w:t>
+            </w:r>
+            <w:proofErr w:type="spellEnd"/>
+            <w:r>
+              <w:rPr>
+                <w:rFonts w:cs="Times New Roman"/>
+                <w:sz w:val="24"/>
+                <w:szCs w:val="24"/>
+              </w:rPr>
+              <w:t xml:space="preserve"> </w:t>
             </w:r>
           </w:p>
           <w:p>
@@ -758,14 +888,34 @@
                 <w:szCs w:val="24"/>
               </w:rPr>
             </w:pPr>
+            <w:proofErr w:type="spellStart"/>
             <w:r>
               <w:rPr>
                 <w:rFonts w:cs="Times New Roman"/>
                 <w:sz w:val="24"/>
                 <w:szCs w:val="24"/>
               </w:rPr>
-              <w:t>от кафедры</w:t>
+              <w:t>от</w:t>
             </w:r>
+            <w:proofErr w:type="spellEnd"/>
+            <w:r>
+              <w:rPr>
+                <w:rFonts w:cs="Times New Roman"/>
+                <w:sz w:val="24"/>
+                <w:szCs w:val="24"/>
+              </w:rPr>
+              <w:t xml:space="preserve"> </w:t>
+            </w:r>
+            <w:proofErr w:type="spellStart"/>
+            <w:r>
+              <w:rPr>
+                <w:rFonts w:cs="Times New Roman"/>
+                <w:sz w:val="24"/>
+                <w:szCs w:val="24"/>
+              </w:rPr>
+              <w:t>кафедры</w:t>
+            </w:r>
+            <w:proofErr w:type="spellEnd"/>
           </w:p>
         </w:tc>
         <w:tc>
@@ -797,7 +947,25 @@
                 <w:sz w:val="24"/>
                 <w:szCs w:val="24"/>
               </w:rPr>
-              <w:t>«21» декабря 2026 г.</w:t>
+              <w:t xml:space="preserve">«21» </w:t>
+            </w:r>
+            <w:proofErr w:type="spellStart"/>
+            <w:r>
+              <w:rPr>
+                <w:rFonts w:cs="Times New Roman"/>
+                <w:sz w:val="24"/>
+                <w:szCs w:val="24"/>
+              </w:rPr>
+              <w:t>декабря</w:t>
+            </w:r>
+            <w:proofErr w:type="spellEnd"/>
+            <w:r>
+              <w:rPr>
+                <w:rFonts w:cs="Times New Roman"/>
+                <w:sz w:val="24"/>
+                <w:szCs w:val="24"/>
+              </w:rPr>
+              <w:t xml:space="preserve"> 2026 г.</w:t>
             </w:r>
           </w:p>
         </w:tc>
@@ -837,8 +1005,19 @@
                 <w:szCs w:val="24"/>
                 <w:lang w:val="ru-RU"/>
               </w:rPr>
-              <w:t xml:space="preserve">                  Синицын А.В.</w:t>
+              <w:t xml:space="preserve">                  Синицын </w:t>
             </w:r>
+            <w:proofErr w:type="gramStart"/>
+            <w:r>
+              <w:rPr>
+                <w:rFonts w:cs="Times New Roman"/>
+                <w:sz w:val="24"/>
+                <w:szCs w:val="24"/>
+                <w:lang w:val="ru-RU"/>
+              </w:rPr>
+              <w:t>А.В.</w:t>
+            </w:r>
+            <w:proofErr w:type="gramEnd"/>
           </w:p>
           <w:p>
             <w:pPr>
@@ -986,7 +1165,25 @@
                 <w:sz w:val="24"/>
                 <w:szCs w:val="24"/>
               </w:rPr>
-              <w:t>«21» декабря 2026 г.</w:t>
+              <w:t xml:space="preserve">«21» </w:t>
+            </w:r>
+            <w:proofErr w:type="spellStart"/>
+            <w:r>
+              <w:rPr>
+                <w:rFonts w:cs="Times New Roman"/>
+                <w:sz w:val="24"/>
+                <w:szCs w:val="24"/>
+              </w:rPr>
+              <w:t>декабря</w:t>
+            </w:r>
+            <w:proofErr w:type="spellEnd"/>
+            <w:r>
+              <w:rPr>
+                <w:rFonts w:cs="Times New Roman"/>
+                <w:sz w:val="24"/>
+                <w:szCs w:val="24"/>
+              </w:rPr>
+              <w:t xml:space="preserve"> 2026 г.</w:t>
             </w:r>
           </w:p>
         </w:tc>
@@ -1032,8 +1229,19 @@
                 <w:szCs w:val="24"/>
                 <w:lang w:val="ru-RU"/>
               </w:rPr>
-              <w:t>Жиркова М.И.</w:t>
+              <w:t xml:space="preserve">Жиркова </w:t>
             </w:r>
+            <w:proofErr w:type="gramStart"/>
+            <w:r>
+              <w:rPr>
+                <w:rFonts w:cs="Times New Roman"/>
+                <w:sz w:val="24"/>
+                <w:szCs w:val="24"/>
+                <w:lang w:val="ru-RU"/>
+              </w:rPr>
+              <w:t>М.И.</w:t>
+            </w:r>
+            <w:proofErr w:type="gramEnd"/>
           </w:p>
           <w:p>
             <w:pPr>
@@ -1120,12 +1328,21 @@
           <w:szCs w:val="28"/>
         </w:rPr>
       </w:pPr>
+      <w:proofErr w:type="spellStart"/>
       <w:r>
         <w:rPr>
           <w:rFonts w:cs="Times New Roman"/>
           <w:szCs w:val="28"/>
         </w:rPr>
-        <w:t>Москва 2026 г.</w:t>
+        <w:t>Москва</w:t>
+      </w:r>
+      <w:proofErr w:type="spellEnd"/>
+      <w:r>
+        <w:rPr>
+          <w:rFonts w:cs="Times New Roman"/>
+          <w:szCs w:val="28"/>
+        </w:rPr>
+        <w:t xml:space="preserve"> 2026 г.</w:t>
       </w:r>
       <w:r>
         <w:rPr>
@@ -1375,7 +1592,7 @@
                 </mc:Choice>
                 <mc:Fallback>
                   <w:pict>
-                    <v:line w14:anchorId="042924AA" id="Прямая соединительная линия 4" o:spid="_x0000_s1026" style="flip:y;visibility:visible;mso-wrap-style:square;mso-left-percent:-10001;mso-top-percent:-10001;mso-position-horizontal:absolute;mso-position-horizontal-relative:char;mso-position-vertical:absolute;mso-position-vertical-relative:line;mso-left-percent:-10001;mso-top-percent:-10001" from="0,0" to="441pt,.1pt" o:gfxdata="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" strokeweight="3pt">
+                    <v:line w14:anchorId="139C2F0D" id="Прямая соединительная линия 4" o:spid="_x0000_s1026" style="flip:y;visibility:visible;mso-wrap-style:square;mso-left-percent:-10001;mso-top-percent:-10001;mso-position-horizontal:absolute;mso-position-horizontal-relative:char;mso-position-vertical:absolute;mso-position-vertical-relative:line;mso-left-percent:-10001;mso-top-percent:-10001" from="0,0" to="441pt,.1pt" o:gfxdata="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" strokeweight="3pt">
                       <v:stroke linestyle="thinThin"/>
                       <w10:anchorlock/>
                     </v:line>
@@ -1397,6 +1614,7 @@
           <w:szCs w:val="24"/>
         </w:rPr>
       </w:pPr>
+      <w:proofErr w:type="spellStart"/>
       <w:r>
         <w:rPr>
           <w:rFonts w:cs="Times New Roman"/>
@@ -1404,30 +1622,102 @@
           <w:sz w:val="24"/>
           <w:szCs w:val="24"/>
         </w:rPr>
-        <w:t>Институт информационных технологий (ИИТ)</w:t>
-      </w:r>
-    </w:p>
-    <w:p>
-      <w:pPr>
-        <w:spacing w:line="240" w:lineRule="auto"/>
-        <w:jc w:val="center"/>
+        <w:t>Институт</w:t>
+      </w:r>
+      <w:proofErr w:type="spellEnd"/>
+      <w:r>
         <w:rPr>
           <w:rFonts w:cs="Times New Roman"/>
           <w:b/>
           <w:sz w:val="24"/>
           <w:szCs w:val="24"/>
-          <w:lang w:val="ru-RU"/>
-        </w:rPr>
-      </w:pPr>
+        </w:rPr>
+        <w:t xml:space="preserve"> </w:t>
+      </w:r>
+      <w:proofErr w:type="spellStart"/>
       <w:r>
         <w:rPr>
           <w:rFonts w:cs="Times New Roman"/>
           <w:b/>
           <w:sz w:val="24"/>
           <w:szCs w:val="24"/>
-          <w:lang w:val="ru-RU"/>
-        </w:rPr>
-        <w:t>Кафедра инструментального и прикладного программного обеспечения (ИиППО)</w:t>
+        </w:rPr>
+        <w:t>информационных</w:t>
+      </w:r>
+      <w:proofErr w:type="spellEnd"/>
+      <w:r>
+        <w:rPr>
+          <w:rFonts w:cs="Times New Roman"/>
+          <w:b/>
+          <w:sz w:val="24"/>
+          <w:szCs w:val="24"/>
+        </w:rPr>
+        <w:t xml:space="preserve"> </w:t>
+      </w:r>
+      <w:proofErr w:type="spellStart"/>
+      <w:r>
+        <w:rPr>
+          <w:rFonts w:cs="Times New Roman"/>
+          <w:b/>
+          <w:sz w:val="24"/>
+          <w:szCs w:val="24"/>
+        </w:rPr>
+        <w:t>технологий</w:t>
+      </w:r>
+      <w:proofErr w:type="spellEnd"/>
+      <w:r>
+        <w:rPr>
+          <w:rFonts w:cs="Times New Roman"/>
+          <w:b/>
+          <w:sz w:val="24"/>
+          <w:szCs w:val="24"/>
+        </w:rPr>
+        <w:t xml:space="preserve"> (ИИТ)</w:t>
+      </w:r>
+    </w:p>
+    <w:p>
+      <w:pPr>
+        <w:spacing w:line="240" w:lineRule="auto"/>
+        <w:jc w:val="center"/>
+        <w:rPr>
+          <w:rFonts w:cs="Times New Roman"/>
+          <w:b/>
+          <w:sz w:val="24"/>
+          <w:szCs w:val="24"/>
+          <w:lang w:val="ru-RU"/>
+        </w:rPr>
+      </w:pPr>
+      <w:r>
+        <w:rPr>
+          <w:rFonts w:cs="Times New Roman"/>
+          <w:b/>
+          <w:sz w:val="24"/>
+          <w:szCs w:val="24"/>
+          <w:lang w:val="ru-RU"/>
+        </w:rPr>
+        <w:t>Кафедра инструментального и прикладного программного обеспечения (</w:t>
+      </w:r>
+      <w:proofErr w:type="spellStart"/>
+      <w:r>
+        <w:rPr>
+          <w:rFonts w:cs="Times New Roman"/>
+          <w:b/>
+          <w:sz w:val="24"/>
+          <w:szCs w:val="24"/>
+          <w:lang w:val="ru-RU"/>
+        </w:rPr>
+        <w:t>ИиППО</w:t>
+      </w:r>
+      <w:proofErr w:type="spellEnd"/>
+      <w:r>
+        <w:rPr>
+          <w:rFonts w:cs="Times New Roman"/>
+          <w:b/>
+          <w:sz w:val="24"/>
+          <w:szCs w:val="24"/>
+          <w:lang w:val="ru-RU"/>
+        </w:rPr>
+        <w:t>)</w:t>
       </w:r>
     </w:p>
     <w:p>
@@ -2137,6 +2427,7 @@
               </w:rPr>
               <w:t xml:space="preserve">           </w:t>
             </w:r>
+            <w:proofErr w:type="spellStart"/>
             <w:r>
               <w:rPr>
                 <w:rFonts w:cs="Times New Roman"/>
@@ -2146,6 +2437,7 @@
               </w:rPr>
               <w:t>Подпись</w:t>
             </w:r>
+            <w:proofErr w:type="spellEnd"/>
           </w:p>
         </w:tc>
         <w:tc>
@@ -2183,7 +2475,25 @@
                 <w:sz w:val="24"/>
                 <w:szCs w:val="24"/>
               </w:rPr>
-              <w:t>(Синицын А.В.)</w:t>
+              <w:t>(</w:t>
+            </w:r>
+            <w:proofErr w:type="spellStart"/>
+            <w:r>
+              <w:rPr>
+                <w:rFonts w:cs="Times New Roman"/>
+                <w:sz w:val="24"/>
+                <w:szCs w:val="24"/>
+              </w:rPr>
+              <w:t>Синицын</w:t>
+            </w:r>
+            <w:proofErr w:type="spellEnd"/>
+            <w:r>
+              <w:rPr>
+                <w:rFonts w:cs="Times New Roman"/>
+                <w:sz w:val="24"/>
+                <w:szCs w:val="24"/>
+              </w:rPr>
+              <w:t xml:space="preserve"> А.В.)</w:t>
             </w:r>
           </w:p>
         </w:tc>
@@ -2298,7 +2608,25 @@
                 <w:sz w:val="24"/>
                 <w:szCs w:val="24"/>
               </w:rPr>
-              <w:t>«01» сентября 2026 г.</w:t>
+              <w:t xml:space="preserve">«01» </w:t>
+            </w:r>
+            <w:proofErr w:type="spellStart"/>
+            <w:r>
+              <w:rPr>
+                <w:rFonts w:cs="Times New Roman"/>
+                <w:sz w:val="24"/>
+                <w:szCs w:val="24"/>
+              </w:rPr>
+              <w:t>сентября</w:t>
+            </w:r>
+            <w:proofErr w:type="spellEnd"/>
+            <w:r>
+              <w:rPr>
+                <w:rFonts w:cs="Times New Roman"/>
+                <w:sz w:val="24"/>
+                <w:szCs w:val="24"/>
+              </w:rPr>
+              <w:t xml:space="preserve"> 2026 г.</w:t>
             </w:r>
           </w:p>
         </w:tc>
@@ -2356,6 +2684,7 @@
                 <w:szCs w:val="26"/>
               </w:rPr>
             </w:pPr>
+            <w:proofErr w:type="spellStart"/>
             <w:r>
               <w:rPr>
                 <w:rFonts w:cs="Times New Roman"/>
@@ -2365,6 +2694,7 @@
               </w:rPr>
               <w:t>Подпись</w:t>
             </w:r>
+            <w:proofErr w:type="spellEnd"/>
           </w:p>
         </w:tc>
         <w:tc>
@@ -2392,7 +2722,25 @@
                 <w:sz w:val="24"/>
                 <w:szCs w:val="24"/>
               </w:rPr>
-              <w:t>(Жиркова М.И.)</w:t>
+              <w:t>(</w:t>
+            </w:r>
+            <w:proofErr w:type="spellStart"/>
+            <w:r>
+              <w:rPr>
+                <w:rFonts w:cs="Times New Roman"/>
+                <w:sz w:val="24"/>
+                <w:szCs w:val="24"/>
+              </w:rPr>
+              <w:t>Жиркова</w:t>
+            </w:r>
+            <w:proofErr w:type="spellEnd"/>
+            <w:r>
+              <w:rPr>
+                <w:rFonts w:cs="Times New Roman"/>
+                <w:sz w:val="24"/>
+                <w:szCs w:val="24"/>
+              </w:rPr>
+              <w:t xml:space="preserve"> М.И.)</w:t>
             </w:r>
           </w:p>
         </w:tc>
@@ -2421,14 +2769,34 @@
                 <w:szCs w:val="24"/>
               </w:rPr>
             </w:pPr>
+            <w:proofErr w:type="spellStart"/>
             <w:r>
               <w:rPr>
                 <w:rFonts w:cs="Times New Roman"/>
                 <w:sz w:val="24"/>
                 <w:szCs w:val="24"/>
               </w:rPr>
-              <w:t>Задание получил</w:t>
+              <w:t>Задание</w:t>
             </w:r>
+            <w:proofErr w:type="spellEnd"/>
+            <w:r>
+              <w:rPr>
+                <w:rFonts w:cs="Times New Roman"/>
+                <w:sz w:val="24"/>
+                <w:szCs w:val="24"/>
+              </w:rPr>
+              <w:t xml:space="preserve"> </w:t>
+            </w:r>
+            <w:proofErr w:type="spellStart"/>
+            <w:r>
+              <w:rPr>
+                <w:rFonts w:cs="Times New Roman"/>
+                <w:sz w:val="24"/>
+                <w:szCs w:val="24"/>
+              </w:rPr>
+              <w:t>получил</w:t>
+            </w:r>
+            <w:proofErr w:type="spellEnd"/>
           </w:p>
         </w:tc>
         <w:tc>
@@ -2526,7 +2894,25 @@
                 <w:sz w:val="24"/>
                 <w:szCs w:val="24"/>
               </w:rPr>
-              <w:t>«01» сентября 2026 г.</w:t>
+              <w:t xml:space="preserve">«01» </w:t>
+            </w:r>
+            <w:proofErr w:type="spellStart"/>
+            <w:r>
+              <w:rPr>
+                <w:rFonts w:cs="Times New Roman"/>
+                <w:sz w:val="24"/>
+                <w:szCs w:val="24"/>
+              </w:rPr>
+              <w:t>сентября</w:t>
+            </w:r>
+            <w:proofErr w:type="spellEnd"/>
+            <w:r>
+              <w:rPr>
+                <w:rFonts w:cs="Times New Roman"/>
+                <w:sz w:val="24"/>
+                <w:szCs w:val="24"/>
+              </w:rPr>
+              <w:t xml:space="preserve"> 2026 г.</w:t>
             </w:r>
           </w:p>
         </w:tc>
@@ -2592,8 +2978,19 @@
                 <w:sz w:val="18"/>
                 <w:szCs w:val="18"/>
               </w:rPr>
-              <w:t xml:space="preserve">           Подпись</w:t>
+              <w:t xml:space="preserve">           </w:t>
             </w:r>
+            <w:proofErr w:type="spellStart"/>
+            <w:r>
+              <w:rPr>
+                <w:rFonts w:cs="Times New Roman"/>
+                <w:i/>
+                <w:sz w:val="18"/>
+                <w:szCs w:val="18"/>
+              </w:rPr>
+              <w:t>Подпись</w:t>
+            </w:r>
+            <w:proofErr w:type="spellEnd"/>
           </w:p>
         </w:tc>
         <w:tc>
@@ -2621,7 +3018,25 @@
                 <w:sz w:val="24"/>
                 <w:szCs w:val="24"/>
               </w:rPr>
-              <w:t>(Чудаев И.С.)</w:t>
+              <w:t>(</w:t>
+            </w:r>
+            <w:proofErr w:type="spellStart"/>
+            <w:r>
+              <w:rPr>
+                <w:rFonts w:cs="Times New Roman"/>
+                <w:sz w:val="24"/>
+                <w:szCs w:val="24"/>
+              </w:rPr>
+              <w:t>Чудаев</w:t>
+            </w:r>
+            <w:proofErr w:type="spellEnd"/>
+            <w:r>
+              <w:rPr>
+                <w:rFonts w:cs="Times New Roman"/>
+                <w:sz w:val="24"/>
+                <w:szCs w:val="24"/>
+              </w:rPr>
+              <w:t xml:space="preserve"> И.С.)</w:t>
             </w:r>
           </w:p>
         </w:tc>
@@ -2751,13 +3166,41 @@
                 <w:szCs w:val="24"/>
               </w:rPr>
             </w:pPr>
+            <w:proofErr w:type="spellStart"/>
             <w:r>
               <w:rPr>
                 <w:rFonts w:cs="Times New Roman"/>
                 <w:sz w:val="24"/>
                 <w:szCs w:val="24"/>
               </w:rPr>
-              <w:t>Заведующий кафедрой:</w:t>
+              <w:t>Заведующий</w:t>
+            </w:r>
+            <w:proofErr w:type="spellEnd"/>
+            <w:r>
+              <w:rPr>
+                <w:rFonts w:cs="Times New Roman"/>
+                <w:sz w:val="24"/>
+                <w:szCs w:val="24"/>
+              </w:rPr>
+              <w:t xml:space="preserve"> </w:t>
+            </w:r>
+            <w:proofErr w:type="spellStart"/>
+            <w:r>
+              <w:rPr>
+                <w:rFonts w:cs="Times New Roman"/>
+                <w:sz w:val="24"/>
+                <w:szCs w:val="24"/>
+              </w:rPr>
+              <w:t>кафедрой</w:t>
+            </w:r>
+            <w:proofErr w:type="spellEnd"/>
+            <w:r>
+              <w:rPr>
+                <w:rFonts w:cs="Times New Roman"/>
+                <w:sz w:val="24"/>
+                <w:szCs w:val="24"/>
+              </w:rPr>
+              <w:t>:</w:t>
             </w:r>
           </w:p>
         </w:tc>
@@ -2802,7 +3245,25 @@
                 <w:sz w:val="24"/>
                 <w:szCs w:val="24"/>
               </w:rPr>
-              <w:t>«01» сентября 2026 г.</w:t>
+              <w:t xml:space="preserve">«01» </w:t>
+            </w:r>
+            <w:proofErr w:type="spellStart"/>
+            <w:r>
+              <w:rPr>
+                <w:rFonts w:cs="Times New Roman"/>
+                <w:sz w:val="24"/>
+                <w:szCs w:val="24"/>
+              </w:rPr>
+              <w:t>сентября</w:t>
+            </w:r>
+            <w:proofErr w:type="spellEnd"/>
+            <w:r>
+              <w:rPr>
+                <w:rFonts w:cs="Times New Roman"/>
+                <w:sz w:val="24"/>
+                <w:szCs w:val="24"/>
+              </w:rPr>
+              <w:t xml:space="preserve"> 2026 г.</w:t>
             </w:r>
           </w:p>
         </w:tc>
@@ -2860,8 +3321,19 @@
                 <w:sz w:val="18"/>
                 <w:szCs w:val="18"/>
               </w:rPr>
-              <w:t xml:space="preserve">           Подпись</w:t>
+              <w:t xml:space="preserve">           </w:t>
             </w:r>
+            <w:proofErr w:type="spellStart"/>
+            <w:r>
+              <w:rPr>
+                <w:rFonts w:cs="Times New Roman"/>
+                <w:i/>
+                <w:sz w:val="18"/>
+                <w:szCs w:val="18"/>
+              </w:rPr>
+              <w:t>Подпись</w:t>
+            </w:r>
+            <w:proofErr w:type="spellEnd"/>
           </w:p>
         </w:tc>
         <w:tc>
@@ -2899,7 +3371,25 @@
                 <w:sz w:val="24"/>
                 <w:szCs w:val="24"/>
               </w:rPr>
-              <w:t>(Болбаков Р.Г.)</w:t>
+              <w:t>(</w:t>
+            </w:r>
+            <w:proofErr w:type="spellStart"/>
+            <w:r>
+              <w:rPr>
+                <w:rFonts w:cs="Times New Roman"/>
+                <w:sz w:val="24"/>
+                <w:szCs w:val="24"/>
+              </w:rPr>
+              <w:t>Болбаков</w:t>
+            </w:r>
+            <w:proofErr w:type="spellEnd"/>
+            <w:r>
+              <w:rPr>
+                <w:rFonts w:cs="Times New Roman"/>
+                <w:sz w:val="24"/>
+                <w:szCs w:val="24"/>
+              </w:rPr>
+              <w:t xml:space="preserve"> Р.Г.)</w:t>
             </w:r>
           </w:p>
         </w:tc>
@@ -2950,6 +3440,7 @@
                 <w:szCs w:val="24"/>
               </w:rPr>
             </w:pPr>
+            <w:proofErr w:type="spellStart"/>
             <w:r>
               <w:rPr>
                 <w:rFonts w:cs="Times New Roman"/>
@@ -2957,7 +3448,37 @@
                 <w:sz w:val="24"/>
                 <w:szCs w:val="24"/>
               </w:rPr>
-              <w:t>Проведённые инструктажи:</w:t>
+              <w:t>Проведённые</w:t>
+            </w:r>
+            <w:proofErr w:type="spellEnd"/>
+            <w:r>
+              <w:rPr>
+                <w:rFonts w:cs="Times New Roman"/>
+                <w:b/>
+                <w:sz w:val="24"/>
+                <w:szCs w:val="24"/>
+              </w:rPr>
+              <w:t xml:space="preserve"> </w:t>
+            </w:r>
+            <w:proofErr w:type="spellStart"/>
+            <w:r>
+              <w:rPr>
+                <w:rFonts w:cs="Times New Roman"/>
+                <w:b/>
+                <w:sz w:val="24"/>
+                <w:szCs w:val="24"/>
+              </w:rPr>
+              <w:t>инструктажи</w:t>
+            </w:r>
+            <w:proofErr w:type="spellEnd"/>
+            <w:r>
+              <w:rPr>
+                <w:rFonts w:cs="Times New Roman"/>
+                <w:b/>
+                <w:sz w:val="24"/>
+                <w:szCs w:val="24"/>
+              </w:rPr>
+              <w:t>:</w:t>
             </w:r>
           </w:p>
         </w:tc>
@@ -3021,13 +3542,41 @@
                 <w:szCs w:val="24"/>
               </w:rPr>
             </w:pPr>
+            <w:proofErr w:type="spellStart"/>
             <w:r>
               <w:rPr>
                 <w:rFonts w:cs="Times New Roman"/>
                 <w:sz w:val="24"/>
                 <w:szCs w:val="24"/>
               </w:rPr>
-              <w:t>Охрана труда:</w:t>
+              <w:t>Охрана</w:t>
+            </w:r>
+            <w:proofErr w:type="spellEnd"/>
+            <w:r>
+              <w:rPr>
+                <w:rFonts w:cs="Times New Roman"/>
+                <w:sz w:val="24"/>
+                <w:szCs w:val="24"/>
+              </w:rPr>
+              <w:t xml:space="preserve"> </w:t>
+            </w:r>
+            <w:proofErr w:type="spellStart"/>
+            <w:r>
+              <w:rPr>
+                <w:rFonts w:cs="Times New Roman"/>
+                <w:sz w:val="24"/>
+                <w:szCs w:val="24"/>
+              </w:rPr>
+              <w:t>труда</w:t>
+            </w:r>
+            <w:proofErr w:type="spellEnd"/>
+            <w:r>
+              <w:rPr>
+                <w:rFonts w:cs="Times New Roman"/>
+                <w:sz w:val="24"/>
+                <w:szCs w:val="24"/>
+              </w:rPr>
+              <w:t>:</w:t>
             </w:r>
           </w:p>
         </w:tc>
@@ -3070,7 +3619,25 @@
                 <w:sz w:val="24"/>
                 <w:szCs w:val="24"/>
               </w:rPr>
-              <w:t>«01» сентября 2026 г.</w:t>
+              <w:t xml:space="preserve">«01» </w:t>
+            </w:r>
+            <w:proofErr w:type="spellStart"/>
+            <w:r>
+              <w:rPr>
+                <w:rFonts w:cs="Times New Roman"/>
+                <w:sz w:val="24"/>
+                <w:szCs w:val="24"/>
+              </w:rPr>
+              <w:t>сентября</w:t>
+            </w:r>
+            <w:proofErr w:type="spellEnd"/>
+            <w:r>
+              <w:rPr>
+                <w:rFonts w:cs="Times New Roman"/>
+                <w:sz w:val="24"/>
+                <w:szCs w:val="24"/>
+              </w:rPr>
+              <w:t xml:space="preserve"> 2026 г.</w:t>
             </w:r>
           </w:p>
         </w:tc>
@@ -3097,6 +3664,7 @@
                 <w:szCs w:val="24"/>
               </w:rPr>
             </w:pPr>
+            <w:proofErr w:type="spellStart"/>
             <w:r>
               <w:rPr>
                 <w:rFonts w:cs="Times New Roman"/>
@@ -3105,6 +3673,7 @@
               </w:rPr>
               <w:t>Инструктирующий</w:t>
             </w:r>
+            <w:proofErr w:type="spellEnd"/>
           </w:p>
         </w:tc>
         <w:tc>
@@ -3141,8 +3710,19 @@
                 <w:sz w:val="18"/>
                 <w:szCs w:val="18"/>
               </w:rPr>
-              <w:t xml:space="preserve">           Подпись</w:t>
+              <w:t xml:space="preserve">           </w:t>
             </w:r>
+            <w:proofErr w:type="spellStart"/>
+            <w:r>
+              <w:rPr>
+                <w:rFonts w:cs="Times New Roman"/>
+                <w:i/>
+                <w:sz w:val="18"/>
+                <w:szCs w:val="18"/>
+              </w:rPr>
+              <w:t>Подпись</w:t>
+            </w:r>
+            <w:proofErr w:type="spellEnd"/>
           </w:p>
         </w:tc>
         <w:tc>
@@ -3173,7 +3753,27 @@
                 <w:szCs w:val="24"/>
                 <w:lang w:val="ru-RU"/>
               </w:rPr>
-              <w:t>Жиркова М.И., директор департамента обеспечения качества</w:t>
+              <w:t xml:space="preserve">Жиркова </w:t>
+            </w:r>
+            <w:proofErr w:type="gramStart"/>
+            <w:r>
+              <w:rPr>
+                <w:rFonts w:cs="Times New Roman"/>
+                <w:sz w:val="24"/>
+                <w:szCs w:val="24"/>
+                <w:lang w:val="ru-RU"/>
+              </w:rPr>
+              <w:t>М.И.</w:t>
+            </w:r>
+            <w:proofErr w:type="gramEnd"/>
+            <w:r>
+              <w:rPr>
+                <w:rFonts w:cs="Times New Roman"/>
+                <w:sz w:val="24"/>
+                <w:szCs w:val="24"/>
+                <w:lang w:val="ru-RU"/>
+              </w:rPr>
+              <w:t>, директор департамента обеспечения качества</w:t>
             </w:r>
           </w:p>
         </w:tc>
@@ -3200,6 +3800,7 @@
                 <w:szCs w:val="24"/>
               </w:rPr>
             </w:pPr>
+            <w:proofErr w:type="spellStart"/>
             <w:r>
               <w:rPr>
                 <w:rFonts w:cs="Times New Roman"/>
@@ -3208,6 +3809,7 @@
               </w:rPr>
               <w:t>Инструктируемый</w:t>
             </w:r>
+            <w:proofErr w:type="spellEnd"/>
           </w:p>
         </w:tc>
         <w:tc>
@@ -3244,8 +3846,19 @@
                 <w:sz w:val="18"/>
                 <w:szCs w:val="18"/>
               </w:rPr>
-              <w:t xml:space="preserve">           Подпись</w:t>
+              <w:t xml:space="preserve">           </w:t>
             </w:r>
+            <w:proofErr w:type="spellStart"/>
+            <w:r>
+              <w:rPr>
+                <w:rFonts w:cs="Times New Roman"/>
+                <w:i/>
+                <w:sz w:val="18"/>
+                <w:szCs w:val="18"/>
+              </w:rPr>
+              <w:t>Подпись</w:t>
+            </w:r>
+            <w:proofErr w:type="spellEnd"/>
           </w:p>
         </w:tc>
         <w:tc>
@@ -3268,13 +3881,23 @@
                 <w:szCs w:val="24"/>
               </w:rPr>
             </w:pPr>
+            <w:proofErr w:type="spellStart"/>
             <w:r>
               <w:rPr>
                 <w:rFonts w:cs="Times New Roman"/>
                 <w:sz w:val="24"/>
                 <w:szCs w:val="24"/>
               </w:rPr>
-              <w:t>Чудаев И.С.</w:t>
+              <w:t>Чудаев</w:t>
+            </w:r>
+            <w:proofErr w:type="spellEnd"/>
+            <w:r>
+              <w:rPr>
+                <w:rFonts w:cs="Times New Roman"/>
+                <w:sz w:val="24"/>
+                <w:szCs w:val="24"/>
+              </w:rPr>
+              <w:t xml:space="preserve"> И.С.</w:t>
             </w:r>
           </w:p>
         </w:tc>
@@ -3361,13 +3984,41 @@
                 <w:szCs w:val="24"/>
               </w:rPr>
             </w:pPr>
+            <w:proofErr w:type="spellStart"/>
             <w:r>
               <w:rPr>
                 <w:rFonts w:cs="Times New Roman"/>
                 <w:sz w:val="24"/>
                 <w:szCs w:val="24"/>
               </w:rPr>
-              <w:t>Техника безопасности:</w:t>
+              <w:t>Техника</w:t>
+            </w:r>
+            <w:proofErr w:type="spellEnd"/>
+            <w:r>
+              <w:rPr>
+                <w:rFonts w:cs="Times New Roman"/>
+                <w:sz w:val="24"/>
+                <w:szCs w:val="24"/>
+              </w:rPr>
+              <w:t xml:space="preserve"> </w:t>
+            </w:r>
+            <w:proofErr w:type="spellStart"/>
+            <w:r>
+              <w:rPr>
+                <w:rFonts w:cs="Times New Roman"/>
+                <w:sz w:val="24"/>
+                <w:szCs w:val="24"/>
+              </w:rPr>
+              <w:t>безопасности</w:t>
+            </w:r>
+            <w:proofErr w:type="spellEnd"/>
+            <w:r>
+              <w:rPr>
+                <w:rFonts w:cs="Times New Roman"/>
+                <w:sz w:val="24"/>
+                <w:szCs w:val="24"/>
+              </w:rPr>
+              <w:t>:</w:t>
             </w:r>
           </w:p>
         </w:tc>
@@ -3410,7 +4061,25 @@
                 <w:sz w:val="24"/>
                 <w:szCs w:val="24"/>
               </w:rPr>
-              <w:t>«01» сентября 2026 г.</w:t>
+              <w:t xml:space="preserve">«01» </w:t>
+            </w:r>
+            <w:proofErr w:type="spellStart"/>
+            <w:r>
+              <w:rPr>
+                <w:rFonts w:cs="Times New Roman"/>
+                <w:sz w:val="24"/>
+                <w:szCs w:val="24"/>
+              </w:rPr>
+              <w:t>сентября</w:t>
+            </w:r>
+            <w:proofErr w:type="spellEnd"/>
+            <w:r>
+              <w:rPr>
+                <w:rFonts w:cs="Times New Roman"/>
+                <w:sz w:val="24"/>
+                <w:szCs w:val="24"/>
+              </w:rPr>
+              <w:t xml:space="preserve"> 2026 г.</w:t>
             </w:r>
           </w:p>
         </w:tc>
@@ -3437,6 +4106,7 @@
                 <w:szCs w:val="24"/>
               </w:rPr>
             </w:pPr>
+            <w:proofErr w:type="spellStart"/>
             <w:r>
               <w:rPr>
                 <w:rFonts w:cs="Times New Roman"/>
@@ -3445,6 +4115,7 @@
               </w:rPr>
               <w:t>Инструктирующий</w:t>
             </w:r>
+            <w:proofErr w:type="spellEnd"/>
           </w:p>
         </w:tc>
         <w:tc>
@@ -3481,8 +4152,19 @@
                 <w:sz w:val="18"/>
                 <w:szCs w:val="18"/>
               </w:rPr>
-              <w:t xml:space="preserve">           Подпись</w:t>
+              <w:t xml:space="preserve">           </w:t>
             </w:r>
+            <w:proofErr w:type="spellStart"/>
+            <w:r>
+              <w:rPr>
+                <w:rFonts w:cs="Times New Roman"/>
+                <w:i/>
+                <w:sz w:val="18"/>
+                <w:szCs w:val="18"/>
+              </w:rPr>
+              <w:t>Подпись</w:t>
+            </w:r>
+            <w:proofErr w:type="spellEnd"/>
           </w:p>
         </w:tc>
         <w:tc>
@@ -3513,7 +4195,27 @@
                 <w:szCs w:val="24"/>
                 <w:lang w:val="ru-RU"/>
               </w:rPr>
-              <w:t>Жиркова М.И., директор департамента обеспечения качества</w:t>
+              <w:t xml:space="preserve">Жиркова </w:t>
+            </w:r>
+            <w:proofErr w:type="gramStart"/>
+            <w:r>
+              <w:rPr>
+                <w:rFonts w:cs="Times New Roman"/>
+                <w:sz w:val="24"/>
+                <w:szCs w:val="24"/>
+                <w:lang w:val="ru-RU"/>
+              </w:rPr>
+              <w:t>М.И.</w:t>
+            </w:r>
+            <w:proofErr w:type="gramEnd"/>
+            <w:r>
+              <w:rPr>
+                <w:rFonts w:cs="Times New Roman"/>
+                <w:sz w:val="24"/>
+                <w:szCs w:val="24"/>
+                <w:lang w:val="ru-RU"/>
+              </w:rPr>
+              <w:t>, директор департамента обеспечения качества</w:t>
             </w:r>
           </w:p>
           <w:p>
@@ -3551,6 +4253,7 @@
                 <w:szCs w:val="24"/>
               </w:rPr>
             </w:pPr>
+            <w:proofErr w:type="spellStart"/>
             <w:r>
               <w:rPr>
                 <w:rFonts w:cs="Times New Roman"/>
@@ -3559,6 +4262,7 @@
               </w:rPr>
               <w:t>Инструктируемый</w:t>
             </w:r>
+            <w:proofErr w:type="spellEnd"/>
           </w:p>
         </w:tc>
         <w:tc>
@@ -3595,8 +4299,19 @@
                 <w:sz w:val="18"/>
                 <w:szCs w:val="18"/>
               </w:rPr>
-              <w:t xml:space="preserve">           Подпись</w:t>
+              <w:t xml:space="preserve">           </w:t>
             </w:r>
+            <w:proofErr w:type="spellStart"/>
+            <w:r>
+              <w:rPr>
+                <w:rFonts w:cs="Times New Roman"/>
+                <w:i/>
+                <w:sz w:val="18"/>
+                <w:szCs w:val="18"/>
+              </w:rPr>
+              <w:t>Подпись</w:t>
+            </w:r>
+            <w:proofErr w:type="spellEnd"/>
           </w:p>
         </w:tc>
         <w:tc>
@@ -3615,13 +4330,23 @@
               <w:spacing w:line="240" w:lineRule="auto"/>
               <w:ind w:firstLine="0"/>
             </w:pPr>
+            <w:proofErr w:type="spellStart"/>
             <w:r>
               <w:rPr>
                 <w:rFonts w:cs="Times New Roman"/>
                 <w:sz w:val="24"/>
                 <w:szCs w:val="24"/>
               </w:rPr>
-              <w:t>Чудаев И.С.</w:t>
+              <w:t>Чудаев</w:t>
+            </w:r>
+            <w:proofErr w:type="spellEnd"/>
+            <w:r>
+              <w:rPr>
+                <w:rFonts w:cs="Times New Roman"/>
+                <w:sz w:val="24"/>
+                <w:szCs w:val="24"/>
+              </w:rPr>
+              <w:t xml:space="preserve"> И.С.</w:t>
             </w:r>
           </w:p>
         </w:tc>
@@ -3704,13 +4429,41 @@
                 <w:szCs w:val="24"/>
               </w:rPr>
             </w:pPr>
+            <w:proofErr w:type="spellStart"/>
             <w:r>
               <w:rPr>
                 <w:rFonts w:cs="Times New Roman"/>
                 <w:sz w:val="24"/>
                 <w:szCs w:val="24"/>
               </w:rPr>
-              <w:t>Пожарная безопасность:</w:t>
+              <w:t>Пожарная</w:t>
+            </w:r>
+            <w:proofErr w:type="spellEnd"/>
+            <w:r>
+              <w:rPr>
+                <w:rFonts w:cs="Times New Roman"/>
+                <w:sz w:val="24"/>
+                <w:szCs w:val="24"/>
+              </w:rPr>
+              <w:t xml:space="preserve"> </w:t>
+            </w:r>
+            <w:proofErr w:type="spellStart"/>
+            <w:r>
+              <w:rPr>
+                <w:rFonts w:cs="Times New Roman"/>
+                <w:sz w:val="24"/>
+                <w:szCs w:val="24"/>
+              </w:rPr>
+              <w:t>безопасность</w:t>
+            </w:r>
+            <w:proofErr w:type="spellEnd"/>
+            <w:r>
+              <w:rPr>
+                <w:rFonts w:cs="Times New Roman"/>
+                <w:sz w:val="24"/>
+                <w:szCs w:val="24"/>
+              </w:rPr>
+              <w:t>:</w:t>
             </w:r>
           </w:p>
         </w:tc>
@@ -3753,7 +4506,25 @@
                 <w:sz w:val="24"/>
                 <w:szCs w:val="24"/>
               </w:rPr>
-              <w:t>«01» сентября 2026 г.</w:t>
+              <w:t xml:space="preserve">«01» </w:t>
+            </w:r>
+            <w:proofErr w:type="spellStart"/>
+            <w:r>
+              <w:rPr>
+                <w:rFonts w:cs="Times New Roman"/>
+                <w:sz w:val="24"/>
+                <w:szCs w:val="24"/>
+              </w:rPr>
+              <w:t>сентября</w:t>
+            </w:r>
+            <w:proofErr w:type="spellEnd"/>
+            <w:r>
+              <w:rPr>
+                <w:rFonts w:cs="Times New Roman"/>
+                <w:sz w:val="24"/>
+                <w:szCs w:val="24"/>
+              </w:rPr>
+              <w:t xml:space="preserve"> 2026 г.</w:t>
             </w:r>
           </w:p>
         </w:tc>
@@ -3780,6 +4551,7 @@
                 <w:szCs w:val="24"/>
               </w:rPr>
             </w:pPr>
+            <w:proofErr w:type="spellStart"/>
             <w:r>
               <w:rPr>
                 <w:rFonts w:cs="Times New Roman"/>
@@ -3788,6 +4560,7 @@
               </w:rPr>
               <w:t>Инструктирующий</w:t>
             </w:r>
+            <w:proofErr w:type="spellEnd"/>
           </w:p>
         </w:tc>
         <w:tc>
@@ -3824,8 +4597,19 @@
                 <w:sz w:val="18"/>
                 <w:szCs w:val="18"/>
               </w:rPr>
-              <w:t xml:space="preserve">           Подпись</w:t>
+              <w:t xml:space="preserve">           </w:t>
             </w:r>
+            <w:proofErr w:type="spellStart"/>
+            <w:r>
+              <w:rPr>
+                <w:rFonts w:cs="Times New Roman"/>
+                <w:i/>
+                <w:sz w:val="18"/>
+                <w:szCs w:val="18"/>
+              </w:rPr>
+              <w:t>Подпись</w:t>
+            </w:r>
+            <w:proofErr w:type="spellEnd"/>
           </w:p>
         </w:tc>
         <w:tc>
@@ -3856,7 +4640,27 @@
                 <w:szCs w:val="24"/>
                 <w:lang w:val="ru-RU"/>
               </w:rPr>
-              <w:t>Жиркова М.И., директор департамента обеспечения качества</w:t>
+              <w:t xml:space="preserve">Жиркова </w:t>
+            </w:r>
+            <w:proofErr w:type="gramStart"/>
+            <w:r>
+              <w:rPr>
+                <w:rFonts w:cs="Times New Roman"/>
+                <w:sz w:val="24"/>
+                <w:szCs w:val="24"/>
+                <w:lang w:val="ru-RU"/>
+              </w:rPr>
+              <w:t>М.И.</w:t>
+            </w:r>
+            <w:proofErr w:type="gramEnd"/>
+            <w:r>
+              <w:rPr>
+                <w:rFonts w:cs="Times New Roman"/>
+                <w:sz w:val="24"/>
+                <w:szCs w:val="24"/>
+                <w:lang w:val="ru-RU"/>
+              </w:rPr>
+              <w:t>, директор департамента обеспечения качества</w:t>
             </w:r>
           </w:p>
           <w:p>
@@ -3894,6 +4698,7 @@
                 <w:szCs w:val="24"/>
               </w:rPr>
             </w:pPr>
+            <w:proofErr w:type="spellStart"/>
             <w:r>
               <w:rPr>
                 <w:rFonts w:cs="Times New Roman"/>
@@ -3902,6 +4707,7 @@
               </w:rPr>
               <w:t>Инструктируемый</w:t>
             </w:r>
+            <w:proofErr w:type="spellEnd"/>
           </w:p>
         </w:tc>
         <w:tc>
@@ -3938,8 +4744,19 @@
                 <w:sz w:val="18"/>
                 <w:szCs w:val="18"/>
               </w:rPr>
-              <w:t xml:space="preserve">           Подпись</w:t>
+              <w:t xml:space="preserve">           </w:t>
             </w:r>
+            <w:proofErr w:type="spellStart"/>
+            <w:r>
+              <w:rPr>
+                <w:rFonts w:cs="Times New Roman"/>
+                <w:i/>
+                <w:sz w:val="18"/>
+                <w:szCs w:val="18"/>
+              </w:rPr>
+              <w:t>Подпись</w:t>
+            </w:r>
+            <w:proofErr w:type="spellEnd"/>
           </w:p>
         </w:tc>
         <w:tc>
@@ -3958,13 +4775,23 @@
               <w:spacing w:line="240" w:lineRule="auto"/>
               <w:ind w:firstLine="0"/>
             </w:pPr>
+            <w:proofErr w:type="spellStart"/>
             <w:r>
               <w:rPr>
                 <w:rFonts w:cs="Times New Roman"/>
                 <w:sz w:val="24"/>
                 <w:szCs w:val="24"/>
               </w:rPr>
-              <w:t>Чудаев И.С.</w:t>
+              <w:t>Чудаев</w:t>
+            </w:r>
+            <w:proofErr w:type="spellEnd"/>
+            <w:r>
+              <w:rPr>
+                <w:rFonts w:cs="Times New Roman"/>
+                <w:sz w:val="24"/>
+                <w:szCs w:val="24"/>
+              </w:rPr>
+              <w:t xml:space="preserve"> И.С.</w:t>
             </w:r>
           </w:p>
         </w:tc>
@@ -4073,7 +4900,25 @@
                 <w:sz w:val="24"/>
                 <w:szCs w:val="24"/>
               </w:rPr>
-              <w:t>«01» сентября 2026 г.</w:t>
+              <w:t xml:space="preserve">«01» </w:t>
+            </w:r>
+            <w:proofErr w:type="spellStart"/>
+            <w:r>
+              <w:rPr>
+                <w:rFonts w:cs="Times New Roman"/>
+                <w:sz w:val="24"/>
+                <w:szCs w:val="24"/>
+              </w:rPr>
+              <w:t>сентября</w:t>
+            </w:r>
+            <w:proofErr w:type="spellEnd"/>
+            <w:r>
+              <w:rPr>
+                <w:rFonts w:cs="Times New Roman"/>
+                <w:sz w:val="24"/>
+                <w:szCs w:val="24"/>
+              </w:rPr>
+              <w:t xml:space="preserve"> 2026 г.</w:t>
             </w:r>
           </w:p>
         </w:tc>
@@ -4136,8 +4981,19 @@
                 <w:sz w:val="18"/>
                 <w:szCs w:val="18"/>
               </w:rPr>
-              <w:t xml:space="preserve">           Подпись</w:t>
+              <w:t xml:space="preserve">           </w:t>
             </w:r>
+            <w:proofErr w:type="spellStart"/>
+            <w:r>
+              <w:rPr>
+                <w:rFonts w:cs="Times New Roman"/>
+                <w:i/>
+                <w:sz w:val="18"/>
+                <w:szCs w:val="18"/>
+              </w:rPr>
+              <w:t>Подпись</w:t>
+            </w:r>
+            <w:proofErr w:type="spellEnd"/>
           </w:p>
         </w:tc>
         <w:tc>
@@ -4156,13 +5012,23 @@
               <w:spacing w:line="240" w:lineRule="auto"/>
               <w:ind w:firstLine="0"/>
             </w:pPr>
+            <w:proofErr w:type="spellStart"/>
             <w:r>
               <w:rPr>
                 <w:rFonts w:cs="Times New Roman"/>
                 <w:sz w:val="24"/>
                 <w:szCs w:val="24"/>
               </w:rPr>
-              <w:t>Чудаев И.С.</w:t>
+              <w:t>Чудаев</w:t>
+            </w:r>
+            <w:proofErr w:type="spellEnd"/>
+            <w:r>
+              <w:rPr>
+                <w:rFonts w:cs="Times New Roman"/>
+                <w:sz w:val="24"/>
+                <w:szCs w:val="24"/>
+              </w:rPr>
+              <w:t xml:space="preserve"> И.С.</w:t>
             </w:r>
           </w:p>
         </w:tc>
@@ -4442,7 +5308,27 @@
           <w:sz w:val="24"/>
           <w:lang w:val="ru-RU"/>
         </w:rPr>
-        <w:t xml:space="preserve">студента Чудаева И.С. 3 курса группы ИКБО-10-24 очной формы обучения, обучающегося по направлению подготовки 09.03.04 Программная инженерия, </w:t>
+        <w:t xml:space="preserve">студента Чудаева </w:t>
+      </w:r>
+      <w:proofErr w:type="gramStart"/>
+      <w:r>
+        <w:rPr>
+          <w:rFonts w:cs="Times New Roman"/>
+          <w:iCs/>
+          <w:sz w:val="24"/>
+          <w:lang w:val="ru-RU"/>
+        </w:rPr>
+        <w:t>И.С.</w:t>
+      </w:r>
+      <w:proofErr w:type="gramEnd"/>
+      <w:r>
+        <w:rPr>
+          <w:rFonts w:cs="Times New Roman"/>
+          <w:iCs/>
+          <w:sz w:val="24"/>
+          <w:lang w:val="ru-RU"/>
+        </w:rPr>
+        <w:t xml:space="preserve"> 3 курса группы ИКБО-10-24 очной формы обучения, обучающегося по направлению подготовки 09.03.04 Программная инженерия, </w:t>
       </w:r>
       <w:r>
         <w:rPr>
@@ -4498,6 +5384,7 @@
               </w:rPr>
             </w:pPr>
             <w:bookmarkStart w:id="2" w:name="_Hlk126591538"/>
+            <w:proofErr w:type="spellStart"/>
             <w:r>
               <w:rPr>
                 <w:rFonts w:cs="Times New Roman"/>
@@ -4508,6 +5395,7 @@
               </w:rPr>
               <w:t>Неделя</w:t>
             </w:r>
+            <w:proofErr w:type="spellEnd"/>
           </w:p>
         </w:tc>
         <w:tc>
@@ -4530,6 +5418,7 @@
                 <w:rFonts w:cs="Times New Roman"/>
               </w:rPr>
             </w:pPr>
+            <w:proofErr w:type="spellStart"/>
             <w:r>
               <w:rPr>
                 <w:rFonts w:cs="Times New Roman"/>
@@ -4540,6 +5429,7 @@
               </w:rPr>
               <w:t>Сроки</w:t>
             </w:r>
+            <w:proofErr w:type="spellEnd"/>
           </w:p>
           <w:p>
             <w:pPr>
@@ -4549,6 +5439,7 @@
                 <w:rFonts w:cs="Times New Roman"/>
               </w:rPr>
             </w:pPr>
+            <w:proofErr w:type="spellStart"/>
             <w:r>
               <w:rPr>
                 <w:rFonts w:cs="Times New Roman"/>
@@ -4559,6 +5450,7 @@
               </w:rPr>
               <w:t>выполнения</w:t>
             </w:r>
+            <w:proofErr w:type="spellEnd"/>
           </w:p>
         </w:tc>
         <w:tc>
@@ -4581,6 +5473,7 @@
                 <w:rFonts w:cs="Times New Roman"/>
               </w:rPr>
             </w:pPr>
+            <w:proofErr w:type="spellStart"/>
             <w:r>
               <w:rPr>
                 <w:rFonts w:cs="Times New Roman"/>
@@ -4591,6 +5484,7 @@
               </w:rPr>
               <w:t>Этап</w:t>
             </w:r>
+            <w:proofErr w:type="spellEnd"/>
           </w:p>
         </w:tc>
         <w:tc>
@@ -4613,6 +5507,7 @@
                 <w:rFonts w:cs="Times New Roman"/>
               </w:rPr>
             </w:pPr>
+            <w:proofErr w:type="spellStart"/>
             <w:r>
               <w:rPr>
                 <w:rFonts w:cs="Times New Roman"/>
@@ -4621,8 +5516,31 @@
                 <w:sz w:val="20"/>
                 <w:szCs w:val="23"/>
               </w:rPr>
-              <w:t>Отметка о выполнении</w:t>
+              <w:t>Отметка</w:t>
             </w:r>
+            <w:proofErr w:type="spellEnd"/>
+            <w:r>
+              <w:rPr>
+                <w:rFonts w:cs="Times New Roman"/>
+                <w:b/>
+                <w:bCs/>
+                <w:sz w:val="20"/>
+                <w:szCs w:val="23"/>
+              </w:rPr>
+              <w:t xml:space="preserve"> о </w:t>
+            </w:r>
+            <w:proofErr w:type="spellStart"/>
+            <w:r>
+              <w:rPr>
+                <w:rFonts w:cs="Times New Roman"/>
+                <w:b/>
+                <w:bCs/>
+                <w:sz w:val="20"/>
+                <w:szCs w:val="23"/>
+              </w:rPr>
+              <w:t>выполнении</w:t>
+            </w:r>
+            <w:proofErr w:type="spellEnd"/>
           </w:p>
         </w:tc>
       </w:tr>
@@ -5151,7 +6069,25 @@
                 <w:sz w:val="20"/>
                 <w:lang w:val="ru-RU"/>
               </w:rPr>
-              <w:t>Представление руководителю практики материала согласно содержанию вышеуказанного этапа, реализуемого на 5-9 неделях практики; а также иного ранее непредставленного материала предыдущих этапов практики в случае наличия отметок о невыполнении</w:t>
+              <w:t xml:space="preserve">Представление руководителю практики материала согласно содержанию вышеуказанного этапа, реализуемого на </w:t>
+            </w:r>
+            <w:proofErr w:type="gramStart"/>
+            <w:r>
+              <w:rPr>
+                <w:rFonts w:cs="Times New Roman"/>
+                <w:sz w:val="20"/>
+                <w:lang w:val="ru-RU"/>
+              </w:rPr>
+              <w:t>5-9</w:t>
+            </w:r>
+            <w:proofErr w:type="gramEnd"/>
+            <w:r>
+              <w:rPr>
+                <w:rFonts w:cs="Times New Roman"/>
+                <w:sz w:val="20"/>
+                <w:lang w:val="ru-RU"/>
+              </w:rPr>
+              <w:t xml:space="preserve"> неделях практики; а также иного ранее непредставленного материала предыдущих этапов практики в случае наличия отметок о невыполнении</w:t>
             </w:r>
           </w:p>
         </w:tc>
@@ -5383,7 +6319,25 @@
                 <w:sz w:val="20"/>
                 <w:lang w:val="ru-RU"/>
               </w:rPr>
-              <w:t>Представление руководителю практики материала согласно содержанию вышеуказанного этапа, реализуемого на 10-12 неделях практики; а также иного ранее непредставленного материала предыдущих этапов практики в случае наличия отметок о невыполнении</w:t>
+              <w:t xml:space="preserve">Представление руководителю практики материала согласно содержанию вышеуказанного этапа, реализуемого на </w:t>
+            </w:r>
+            <w:proofErr w:type="gramStart"/>
+            <w:r>
+              <w:rPr>
+                <w:rFonts w:cs="Times New Roman"/>
+                <w:sz w:val="20"/>
+                <w:lang w:val="ru-RU"/>
+              </w:rPr>
+              <w:t>10-12</w:t>
+            </w:r>
+            <w:proofErr w:type="gramEnd"/>
+            <w:r>
+              <w:rPr>
+                <w:rFonts w:cs="Times New Roman"/>
+                <w:sz w:val="20"/>
+                <w:lang w:val="ru-RU"/>
+              </w:rPr>
+              <w:t xml:space="preserve"> неделях практики; а также иного ранее непредставленного материала предыдущих этапов практики в случае наличия отметок о невыполнении</w:t>
             </w:r>
           </w:p>
         </w:tc>
@@ -5615,7 +6569,25 @@
                 <w:sz w:val="20"/>
                 <w:lang w:val="ru-RU"/>
               </w:rPr>
-              <w:t>Представление руководителю практики материала согласно содержанию вышеуказанного этапа, реализуемого на 13-15 неделях практики; а также иного ранее непредставленного материала предыдущих этапов практики в случае наличия отметок о невыполнении</w:t>
+              <w:t xml:space="preserve">Представление руководителю практики материала согласно содержанию вышеуказанного этапа, реализуемого на </w:t>
+            </w:r>
+            <w:proofErr w:type="gramStart"/>
+            <w:r>
+              <w:rPr>
+                <w:rFonts w:cs="Times New Roman"/>
+                <w:sz w:val="20"/>
+                <w:lang w:val="ru-RU"/>
+              </w:rPr>
+              <w:t>13-15</w:t>
+            </w:r>
+            <w:proofErr w:type="gramEnd"/>
+            <w:r>
+              <w:rPr>
+                <w:rFonts w:cs="Times New Roman"/>
+                <w:sz w:val="20"/>
+                <w:lang w:val="ru-RU"/>
+              </w:rPr>
+              <w:t xml:space="preserve"> неделях практики; а также иного ранее непредставленного материала предыдущих этапов практики в случае наличия отметок о невыполнении</w:t>
             </w:r>
           </w:p>
         </w:tc>
@@ -5933,7 +6905,29 @@
           <w:lang w:val="ru-RU"/>
         </w:rPr>
         <w:tab/>
-        <w:t>_________________/Синицын А.В., ст. преподаватель/</w:t>
+        <w:t xml:space="preserve">_________________/Синицын </w:t>
+      </w:r>
+      <w:proofErr w:type="gramStart"/>
+      <w:r>
+        <w:rPr>
+          <w:rFonts w:cs="Times New Roman"/>
+          <w:bCs/>
+          <w:sz w:val="27"/>
+          <w:szCs w:val="27"/>
+          <w:lang w:val="ru-RU"/>
+        </w:rPr>
+        <w:t>А.В.</w:t>
+      </w:r>
+      <w:proofErr w:type="gramEnd"/>
+      <w:r>
+        <w:rPr>
+          <w:rFonts w:cs="Times New Roman"/>
+          <w:bCs/>
+          <w:sz w:val="27"/>
+          <w:szCs w:val="27"/>
+          <w:lang w:val="ru-RU"/>
+        </w:rPr>
+        <w:t>, ст. преподаватель/</w:t>
       </w:r>
     </w:p>
     <w:p>
@@ -5981,7 +6975,29 @@
           <w:lang w:val="ru-RU"/>
         </w:rPr>
         <w:tab/>
-        <w:t>_________________/Жиркова М.И., директор департамента обеспечения качества/</w:t>
+        <w:t xml:space="preserve">_________________/Жиркова </w:t>
+      </w:r>
+      <w:proofErr w:type="gramStart"/>
+      <w:r>
+        <w:rPr>
+          <w:rFonts w:cs="Times New Roman"/>
+          <w:bCs/>
+          <w:sz w:val="27"/>
+          <w:szCs w:val="27"/>
+          <w:lang w:val="ru-RU"/>
+        </w:rPr>
+        <w:t>М.И.</w:t>
+      </w:r>
+      <w:proofErr w:type="gramEnd"/>
+      <w:r>
+        <w:rPr>
+          <w:rFonts w:cs="Times New Roman"/>
+          <w:bCs/>
+          <w:sz w:val="27"/>
+          <w:szCs w:val="27"/>
+          <w:lang w:val="ru-RU"/>
+        </w:rPr>
+        <w:t>, директор департамента обеспечения качества/</w:t>
       </w:r>
     </w:p>
     <w:p>
@@ -6018,7 +7034,29 @@
           <w:lang w:val="ru-RU"/>
         </w:rPr>
         <w:tab/>
-        <w:t>_________________/Чудаев И.С./</w:t>
+        <w:t xml:space="preserve">_________________/Чудаев </w:t>
+      </w:r>
+      <w:proofErr w:type="gramStart"/>
+      <w:r>
+        <w:rPr>
+          <w:rFonts w:cs="Times New Roman"/>
+          <w:bCs/>
+          <w:sz w:val="27"/>
+          <w:szCs w:val="27"/>
+          <w:lang w:val="ru-RU"/>
+        </w:rPr>
+        <w:t>И.С.</w:t>
+      </w:r>
+      <w:proofErr w:type="gramEnd"/>
+      <w:r>
+        <w:rPr>
+          <w:rFonts w:cs="Times New Roman"/>
+          <w:bCs/>
+          <w:sz w:val="27"/>
+          <w:szCs w:val="27"/>
+          <w:lang w:val="ru-RU"/>
+        </w:rPr>
+        <w:t>/</w:t>
       </w:r>
     </w:p>
     <w:p>
@@ -6075,7 +7113,29 @@
           <w:lang w:val="ru-RU"/>
         </w:rPr>
         <w:tab/>
-        <w:t>_________________/Болбаков Р.Г., к.т.н./</w:t>
+        <w:t>_________________/</w:t>
+      </w:r>
+      <w:proofErr w:type="spellStart"/>
+      <w:r>
+        <w:rPr>
+          <w:rFonts w:cs="Times New Roman"/>
+          <w:bCs/>
+          <w:sz w:val="27"/>
+          <w:szCs w:val="27"/>
+          <w:lang w:val="ru-RU"/>
+        </w:rPr>
+        <w:t>Болбаков</w:t>
+      </w:r>
+      <w:proofErr w:type="spellEnd"/>
+      <w:r>
+        <w:rPr>
+          <w:rFonts w:cs="Times New Roman"/>
+          <w:bCs/>
+          <w:sz w:val="27"/>
+          <w:szCs w:val="27"/>
+          <w:lang w:val="ru-RU"/>
+        </w:rPr>
+        <w:t xml:space="preserve"> Р.Г., к.т.н./</w:t>
       </w:r>
     </w:p>
     <w:p>
@@ -6130,7 +7190,21 @@
         <w:rPr>
           <w:lang w:val="ru-RU"/>
         </w:rPr>
-        <w:t>В качестве предметной области учебной практики выбрано производство сухого картофельного пюре (картофельных хлопьев). Обзор производственных операций картофелепереработки показывает, что хлопья относятся к обезвоженным продуктам; их получение включает тепловую обработку картофеля и барабанную сушку картофельной массы [14]. При этом характеристики сырья, условия предварительной обработки и режимы сушки заметно влияют на структуру и функциональные свойства продуктов переработки картофеля [2–4, 10, 13, 15]. Поэтому для технолога существенна возможность видеть данные по партии не разрозненно, а в едином информационном контуре.</w:t>
+        <w:t xml:space="preserve">В качестве предметной области учебной практики выбрано производство сухого картофельного пюре (картофельных хлопьев). Обзор производственных операций </w:t>
+      </w:r>
+      <w:proofErr w:type="spellStart"/>
+      <w:r>
+        <w:rPr>
+          <w:lang w:val="ru-RU"/>
+        </w:rPr>
+        <w:t>картофелепереработки</w:t>
+      </w:r>
+      <w:proofErr w:type="spellEnd"/>
+      <w:r>
+        <w:rPr>
+          <w:lang w:val="ru-RU"/>
+        </w:rPr>
+        <w:t xml:space="preserve"> показывает, что хлопья относятся к обезвоженным продуктам; их получение включает тепловую обработку картофеля и барабанную сушку картофельной массы [14]. При этом характеристики сырья, условия предварительной обработки и режимы сушки заметно влияют на структуру и функциональные свойства продуктов переработки картофеля [2–4, 10, 13, 15]. Поэтому для технолога существенна возможность видеть данные по партии не разрозненно, а в едином информационном контуре.</w:t>
       </w:r>
     </w:p>
     <w:p>
@@ -6324,7 +7398,35 @@
         <w:rPr>
           <w:lang w:val="ru-RU"/>
         </w:rPr>
-        <w:t>Картофель используется как сырье для широкого спектра пищевых продуктов: охлажденных и замороженных полуфабрикатов, картофеля фри, чипсов, крахмала, муки, гранул и хлопьев. В российской отрасли промышленная переработка рассматривается как способ повысить добавленную стоимость сырья и снизить зависимость реализации от сезонных колебаний рынка свежего картофеля. В исследовании М. Е. Отиновой и соавторов отмечено, что дальнейшее развитие российского рынка связано с наращиванием промышленной переработки и экспорта картофеля и картофелепродуктов [1].</w:t>
+        <w:t xml:space="preserve">Картофель используется как сырье для широкого спектра пищевых продуктов: охлажденных и замороженных полуфабрикатов, картофеля фри, чипсов, крахмала, муки, гранул и хлопьев. В российской отрасли промышленная переработка рассматривается как способ повысить добавленную стоимость сырья и снизить зависимость реализации от сезонных колебаний рынка свежего картофеля. В исследовании М. Е. </w:t>
+      </w:r>
+      <w:proofErr w:type="spellStart"/>
+      <w:r>
+        <w:rPr>
+          <w:lang w:val="ru-RU"/>
+        </w:rPr>
+        <w:t>Отиновой</w:t>
+      </w:r>
+      <w:proofErr w:type="spellEnd"/>
+      <w:r>
+        <w:rPr>
+          <w:lang w:val="ru-RU"/>
+        </w:rPr>
+        <w:t xml:space="preserve"> и соавторов отмечено, что дальнейшее развитие российского рынка связано с наращиванием промышленной переработки и экспорта картофеля и </w:t>
+      </w:r>
+      <w:proofErr w:type="spellStart"/>
+      <w:r>
+        <w:rPr>
+          <w:lang w:val="ru-RU"/>
+        </w:rPr>
+        <w:t>картофелепродуктов</w:t>
+      </w:r>
+      <w:proofErr w:type="spellEnd"/>
+      <w:r>
+        <w:rPr>
+          <w:lang w:val="ru-RU"/>
+        </w:rPr>
+        <w:t xml:space="preserve"> [1].</w:t>
       </w:r>
     </w:p>
     <w:p>
@@ -6350,7 +7452,21 @@
         <w:rPr>
           <w:lang w:val="ru-RU"/>
         </w:rPr>
-        <w:t xml:space="preserve">В международном обзоре производственных операций картофелепереработки картофельные хлопья отнесены к обезвоженным продуктам. В типовой схеме картофель проходит очистку и подготовку, тепловую обработку, превращение в картофельную массу, после чего для получения хлопьев применяется барабанная сушка; готовый обезвоженный продукт может храниться при обычной температуре при защите от влаги [14]. Такая последовательность </w:t>
+        <w:t xml:space="preserve">В международном обзоре производственных операций </w:t>
+      </w:r>
+      <w:proofErr w:type="spellStart"/>
+      <w:r>
+        <w:rPr>
+          <w:lang w:val="ru-RU"/>
+        </w:rPr>
+        <w:t>картофелепереработки</w:t>
+      </w:r>
+      <w:proofErr w:type="spellEnd"/>
+      <w:r>
+        <w:rPr>
+          <w:lang w:val="ru-RU"/>
+        </w:rPr>
+        <w:t xml:space="preserve"> картофельные хлопья отнесены к обезвоженным продуктам. В типовой схеме картофель проходит очистку и подготовку, тепловую обработку, превращение в картофельную массу, после чего для получения хлопьев применяется барабанная сушка; готовый обезвоженный продукт может храниться при обычной температуре при защите от влаги [14]. Такая последовательность </w:t>
       </w:r>
       <w:r>
         <w:rPr>
@@ -6398,7 +7514,21 @@
         <w:rPr>
           <w:lang w:val="ru-RU"/>
         </w:rPr>
-        <w:t>Контроль технологических параметров в пищевом производстве необходим не только для стабильности характеристик продукта, но и для обеспечения прослеживаемости решений. ГОСТ Р 51705.1-2024, устанавливающий общие требования к управлению качеством и безопасностью пищевых продуктов на основе принципов ХАССП, предусматривает мониторинг в критических контрольных точках и действия при выходе контролируемых параметров за установленные пределы [9]. Для информационной системы это означает необходимость сохранять не только конечный статус партии, но и фактические измерения, время регистрации, источник данных и сведения о корректирующих действиях.</w:t>
+        <w:t xml:space="preserve">Контроль технологических параметров в пищевом производстве необходим не только для стабильности характеристик продукта, но и для обеспечения прослеживаемости решений. ГОСТ Р </w:t>
+      </w:r>
+      <w:proofErr w:type="gramStart"/>
+      <w:r>
+        <w:rPr>
+          <w:lang w:val="ru-RU"/>
+        </w:rPr>
+        <w:t>51705.1-2024</w:t>
+      </w:r>
+      <w:proofErr w:type="gramEnd"/>
+      <w:r>
+        <w:rPr>
+          <w:lang w:val="ru-RU"/>
+        </w:rPr>
+        <w:t>, устанавливающий общие требования к управлению качеством и безопасностью пищевых продуктов на основе принципов ХАССП, предусматривает мониторинг в критических контрольных точках и действия при выходе контролируемых параметров за установленные пределы [9]. Для информационной системы это означает необходимость сохранять не только конечный статус партии, но и фактические измерения, время регистрации, источник данных и сведения о корректирующих действиях.</w:t>
       </w:r>
     </w:p>
     <w:p>
@@ -6555,9 +7685,11 @@
         </w:rPr>
         <w:t xml:space="preserve">. </w:t>
       </w:r>
+      <w:proofErr w:type="spellStart"/>
       <w:r>
         <w:t>Erkinbaev</w:t>
       </w:r>
+      <w:proofErr w:type="spellEnd"/>
       <w:r>
         <w:rPr>
           <w:lang w:val="ru-RU"/>
@@ -6894,7 +8026,21 @@
         <w:rPr>
           <w:lang w:val="ru-RU"/>
         </w:rPr>
-        <w:t>4. Контроль подготовительных операций. В карточке партии регистрируются прохождение мойки, сортировки, очистки и подготовки сырья. Производственный обзор картофелепереработки относит данные операции к типовой последовательности подготовки картофеля [14].</w:t>
+        <w:t xml:space="preserve">4. Контроль подготовительных операций. В карточке партии регистрируются прохождение мойки, сортировки, очистки и подготовки сырья. Производственный обзор </w:t>
+      </w:r>
+      <w:proofErr w:type="spellStart"/>
+      <w:r>
+        <w:rPr>
+          <w:lang w:val="ru-RU"/>
+        </w:rPr>
+        <w:t>картофелепереработки</w:t>
+      </w:r>
+      <w:proofErr w:type="spellEnd"/>
+      <w:r>
+        <w:rPr>
+          <w:lang w:val="ru-RU"/>
+        </w:rPr>
+        <w:t xml:space="preserve"> относит данные операции к типовой последовательности подготовки картофеля [14].</w:t>
       </w:r>
     </w:p>
     <w:p>
@@ -7536,14 +8682,14 @@
         <w:rPr>
           <w:lang w:val="ru-RU"/>
         </w:rPr>
-        <w:t xml:space="preserve"> необходим для фиксации последовательности изменений исходного кода, документации и материалов практики, а также для возврата к </w:t>
+        <w:t xml:space="preserve"> необходим для фиксации последовательности изменений </w:t>
       </w:r>
       <w:r>
         <w:rPr>
           <w:lang w:val="ru-RU"/>
         </w:rPr>
         <w:lastRenderedPageBreak/>
-        <w:t>предыдущему состоянию проекта при ошибке. Репозиторий создается уже на КТ1 и далее используется на всех этапах практики.</w:t>
+        <w:t>исходного кода, документации и материалов практики, а также для возврата к предыдущему состоянию проекта при ошибке.</w:t>
       </w:r>
     </w:p>
     <w:p>
@@ -7563,8 +8709,29 @@
           <w:lang w:val="ru-RU"/>
         </w:rPr>
       </w:pPr>
-      <w:r>
-        <w:t xml:space="preserve">Источник перевода: Sikiru Y., Paliwal J., Erkinbaev C. Three-Dimensional Characterization of Potatoes Under Different Drying Methods: Quality Optimization for Hybrid Drying Approach // Foods. </w:t>
+      <w:proofErr w:type="spellStart"/>
+      <w:r>
+        <w:t>Источник</w:t>
+      </w:r>
+      <w:proofErr w:type="spellEnd"/>
+      <w:r>
+        <w:t xml:space="preserve"> </w:t>
+      </w:r>
+      <w:proofErr w:type="spellStart"/>
+      <w:r>
+        <w:t>перевода</w:t>
+      </w:r>
+      <w:proofErr w:type="spellEnd"/>
+      <w:r>
+        <w:t xml:space="preserve">: Sikiru Y., Paliwal J., </w:t>
+      </w:r>
+      <w:proofErr w:type="spellStart"/>
+      <w:r>
+        <w:t>Erkinbaev</w:t>
+      </w:r>
+      <w:proofErr w:type="spellEnd"/>
+      <w:r>
+        <w:t xml:space="preserve"> C. Three-Dimensional Characterization of Potatoes Under Different Drying Methods: Quality Optimization for Hybrid Drying Approach // Foods. </w:t>
       </w:r>
       <w:r>
         <w:rPr>
@@ -7845,9 +9012,11 @@
         <w:lastRenderedPageBreak/>
         <w:t xml:space="preserve">Ранее исследовалось влияние разных методов сушки на качественные и физико-химические характеристики картофельных продуктов. </w:t>
       </w:r>
+      <w:proofErr w:type="spellStart"/>
       <w:r>
         <w:t>Buzera</w:t>
       </w:r>
+      <w:proofErr w:type="spellEnd"/>
       <w:r>
         <w:rPr>
           <w:lang w:val="ru-RU"/>
@@ -7879,7 +9048,21 @@
         <w:rPr>
           <w:lang w:val="ru-RU"/>
         </w:rPr>
-        <w:t xml:space="preserve"> установили, что при микроволново-вакуумной сушке образцы картофеля имеют тенденцию к более высокой пористости, тогда как при воздушной сушке наблюдается значительная усадка. Эти результаты подтверждают, что способ и режим обезвоживания нельзя рассматривать только как операцию удаления воды: они непосредственно формируют свойства готового продукта.</w:t>
+        <w:t xml:space="preserve"> установили, что при </w:t>
+      </w:r>
+      <w:proofErr w:type="spellStart"/>
+      <w:r>
+        <w:rPr>
+          <w:lang w:val="ru-RU"/>
+        </w:rPr>
+        <w:t>микроволново</w:t>
+      </w:r>
+      <w:proofErr w:type="spellEnd"/>
+      <w:r>
+        <w:rPr>
+          <w:lang w:val="ru-RU"/>
+        </w:rPr>
+        <w:t>-вакуумной сушке образцы картофеля имеют тенденцию к более высокой пористости, тогда как при воздушной сушке наблюдается значительная усадка. Эти результаты подтверждают, что способ и режим обезвоживания нельзя рассматривать только как операцию удаления воды: они непосредственно формируют свойства готового продукта.</w:t>
       </w:r>
     </w:p>
     <w:p>
@@ -8002,18 +9185,10 @@
     </w:p>
     <w:p>
       <w:pPr>
-        <w:pStyle w:val="1"/>
-        <w:rPr>
-          <w:lang w:val="ru-RU"/>
-        </w:rPr>
-      </w:pPr>
-      <w:r>
-        <w:rPr>
-          <w:rFonts w:ascii="Times New Roman" w:eastAsia="Times New Roman" w:hAnsi="Times New Roman"/>
-          <w:lang w:val="ru-RU"/>
-        </w:rPr>
-        <w:t>СПИСОК ИСПОЛЬЗОВАННЫХ ИСТОЧНИКОВ</w:t>
-      </w:r>
+        <w:rPr>
+          <w:lang w:val="ru-RU"/>
+        </w:rPr>
+      </w:pPr>
     </w:p>
     <w:p>
       <w:pPr>
@@ -8021,21 +9196,6 @@
           <w:lang w:val="ru-RU"/>
         </w:rPr>
       </w:pPr>
-      <w:r>
-        <w:rPr>
-          <w:lang w:val="ru-RU"/>
-        </w:rPr>
-        <w:t xml:space="preserve">1. Отинова М. Е., Попова Е. А., Полунина Н. Ю., Зайцева Е. А. Мониторинг картофелеперерабатывающих организаций в России: тенденции и перспективы // Научный результат. Экономические исследования. – 2024. – Т. 10, № 4. – С. 72–81. – </w:t>
-      </w:r>
-      <w:r>
-        <w:t>DOI</w:t>
-      </w:r>
-      <w:r>
-        <w:rPr>
-          <w:lang w:val="ru-RU"/>
-        </w:rPr>
-        <w:t xml:space="preserve"> 10.18413/2409-1634-2024-10-4-0-6.</w:t>
-      </w:r>
     </w:p>
     <w:p>
       <w:pPr>
@@ -8043,28 +9203,6 @@
           <w:lang w:val="ru-RU"/>
         </w:rPr>
       </w:pPr>
-      <w:r>
-        <w:rPr>
-          <w:lang w:val="ru-RU"/>
-        </w:rPr>
-        <w:t xml:space="preserve">2. Семенова А. В., Гольдштейн В. Г., Дегтярев В. А., Морозова А. А., Королева А. К. Изучение состава картофеля по хозяйственно ценным признакам, определяющим его пригодность к промышленной переработке // Аграрная наука </w:t>
-      </w:r>
-      <w:r>
-        <w:rPr>
-          <w:lang w:val="ru-RU"/>
-        </w:rPr>
-        <w:lastRenderedPageBreak/>
-        <w:t xml:space="preserve">Евро-Северо-Востока. – 2022. – Т. 23, № 6. – С. 841–851. – </w:t>
-      </w:r>
-      <w:r>
-        <w:t>DOI</w:t>
-      </w:r>
-      <w:r>
-        <w:rPr>
-          <w:lang w:val="ru-RU"/>
-        </w:rPr>
-        <w:t xml:space="preserve"> 10.30766/2072-9081.2022.23.6.841-851.</w:t>
-      </w:r>
     </w:p>
     <w:p>
       <w:pPr>
@@ -8072,21 +9210,6 @@
           <w:lang w:val="ru-RU"/>
         </w:rPr>
       </w:pPr>
-      <w:r>
-        <w:rPr>
-          <w:lang w:val="ru-RU"/>
-        </w:rPr>
-        <w:t xml:space="preserve">3. Гулидова В. А., Зубкова Т. В., Дубровина О. А. Требования перерабатывающего предприятия к картофелю для переработки на картофелепродукт фри // Вестник КрасГАУ. – 2025. – № 9. – С. 271–279. – </w:t>
-      </w:r>
-      <w:r>
-        <w:t>DOI</w:t>
-      </w:r>
-      <w:r>
-        <w:rPr>
-          <w:lang w:val="ru-RU"/>
-        </w:rPr>
-        <w:t xml:space="preserve"> 10.36718/1819-4036-2025-9-271-279.</w:t>
-      </w:r>
     </w:p>
     <w:p>
       <w:pPr>
@@ -8094,21 +9217,6 @@
           <w:lang w:val="ru-RU"/>
         </w:rPr>
       </w:pPr>
-      <w:r>
-        <w:rPr>
-          <w:lang w:val="ru-RU"/>
-        </w:rPr>
-        <w:t xml:space="preserve">4. Сопрунова О. Б., Сопрунова В. Е., Жукова О. И. Влияние биологической обработки при выращивании на физиолого-биохимические и технологические показатели клубней картофеля // Вестник КрасГАУ. – 2024. – № 2. – С. 50–57. – </w:t>
-      </w:r>
-      <w:r>
-        <w:t>DOI</w:t>
-      </w:r>
-      <w:r>
-        <w:rPr>
-          <w:lang w:val="ru-RU"/>
-        </w:rPr>
-        <w:t xml:space="preserve"> 10.36718/1819-4036-2024-2-50-57.</w:t>
-      </w:r>
     </w:p>
     <w:p>
       <w:pPr>
@@ -8116,21 +9224,6 @@
           <w:lang w:val="ru-RU"/>
         </w:rPr>
       </w:pPr>
-      <w:r>
-        <w:rPr>
-          <w:lang w:val="ru-RU"/>
-        </w:rPr>
-        <w:t xml:space="preserve">5. Никитина М. А., Каповский Б. Р., Дыдыкин А. С., Пчелкина В. А. Цифровая непрерывность процессов производства мясного фарша на технологических линиях // Все о мясе. – 2024. – № 5. – С. 31–35. – </w:t>
-      </w:r>
-      <w:r>
-        <w:t>DOI</w:t>
-      </w:r>
-      <w:r>
-        <w:rPr>
-          <w:lang w:val="ru-RU"/>
-        </w:rPr>
-        <w:t xml:space="preserve"> 10.21323/2071-2499-2024-5-31-35.</w:t>
-      </w:r>
     </w:p>
     <w:p>
       <w:pPr>
@@ -8138,33 +9231,21 @@
           <w:lang w:val="ru-RU"/>
         </w:rPr>
       </w:pPr>
-      <w:r>
-        <w:rPr>
-          <w:lang w:val="ru-RU"/>
-        </w:rPr>
-        <w:t xml:space="preserve">6. Никитина М. А., Чернуха И. М., Артамонова М. П., Кусай А. Т. Прогнозирование состава функционального пищевого продукта с использованием компьютерной симуляции // Пищевые системы. – 2024. – Т. 7, № 4. – С. 543–550. – </w:t>
-      </w:r>
-      <w:r>
-        <w:t>DOI</w:t>
-      </w:r>
-      <w:r>
-        <w:rPr>
-          <w:lang w:val="ru-RU"/>
-        </w:rPr>
-        <w:t xml:space="preserve"> 10.21323/2618-9771-2024-7-4-543-550.</w:t>
-      </w:r>
     </w:p>
     <w:p>
       <w:pPr>
-        <w:rPr>
-          <w:lang w:val="ru-RU"/>
-        </w:rPr>
-      </w:pPr>
-      <w:r>
-        <w:rPr>
-          <w:lang w:val="ru-RU"/>
-        </w:rPr>
-        <w:t>7. Туранский Д. В. Разработка и внедрение цифровых двойников для оптимизации хлебопекарных линий // Хлебопечение России. – 2024. – Т. 68, № 3. – С. 134–143.</w:t>
+        <w:pStyle w:val="1"/>
+        <w:rPr>
+          <w:lang w:val="ru-RU"/>
+        </w:rPr>
+      </w:pPr>
+      <w:r>
+        <w:rPr>
+          <w:rFonts w:ascii="Times New Roman" w:eastAsia="Times New Roman" w:hAnsi="Times New Roman"/>
+          <w:lang w:val="ru-RU"/>
+        </w:rPr>
+        <w:lastRenderedPageBreak/>
+        <w:t>СПИСОК ИСПОЛЬЗОВАННЫХ ИСТОЧНИКОВ</w:t>
       </w:r>
     </w:p>
     <w:p>
@@ -8177,7 +9258,21 @@
         <w:rPr>
           <w:lang w:val="ru-RU"/>
         </w:rPr>
-        <w:t xml:space="preserve">8. Репина И. Б., Самойлова С. М., Сидорова Н. Г., Чуднова О. А., Сидоров Д. Е. Разработка дорожной карты проекта внедрения цифровых двойников в производственные процессы // Креативная экономика. – 2024. – Т. 18, № 10. – С. 2779–2800. – </w:t>
+        <w:t xml:space="preserve">1. </w:t>
+      </w:r>
+      <w:proofErr w:type="spellStart"/>
+      <w:r>
+        <w:rPr>
+          <w:lang w:val="ru-RU"/>
+        </w:rPr>
+        <w:t>Отинова</w:t>
+      </w:r>
+      <w:proofErr w:type="spellEnd"/>
+      <w:r>
+        <w:rPr>
+          <w:lang w:val="ru-RU"/>
+        </w:rPr>
+        <w:t xml:space="preserve"> М. Е., Попова Е. А., Полунина Н. Ю., Зайцева Е. А. Мониторинг картофелеперерабатывающих организаций в России: тенденции и перспективы // Научный результат. Экономические исследования. – 2024. – Т. 10, № 4. – С. 72–81. – </w:t>
       </w:r>
       <w:r>
         <w:t>DOI</w:t>
@@ -8186,58 +9281,476 @@
         <w:rPr>
           <w:lang w:val="ru-RU"/>
         </w:rPr>
-        <w:t xml:space="preserve"> 10.18334/</w:t>
-      </w:r>
-      <w:r>
-        <w:t>ce</w:t>
-      </w:r>
-      <w:r>
-        <w:rPr>
-          <w:lang w:val="ru-RU"/>
-        </w:rPr>
-        <w:t>.18.10.121702.</w:t>
+        <w:t xml:space="preserve"> 10.18413/2409-1634-2024-10-4-0-6.</w:t>
       </w:r>
     </w:p>
     <w:p>
-      <w:r>
-        <w:rPr>
-          <w:lang w:val="ru-RU"/>
-        </w:rPr>
-        <w:t xml:space="preserve">9. ГОСТ Р 51705.1-2024. Системы менеджмента качества. Управление качеством и безопасностью пищевых продуктов на основе принципов ХАССП. </w:t>
-      </w:r>
-      <w:r>
-        <w:lastRenderedPageBreak/>
-        <w:t>Общие требования. – Введ. 2024-11-01. – Москва : Российский институт стандартизации, 2024.</w:t>
+      <w:pPr>
+        <w:rPr>
+          <w:lang w:val="ru-RU"/>
+        </w:rPr>
+      </w:pPr>
+      <w:r>
+        <w:rPr>
+          <w:lang w:val="ru-RU"/>
+        </w:rPr>
+        <w:t xml:space="preserve">2. Семенова А. В., Гольдштейн В. Г., Дегтярев В. А., Морозова А. А., Королева А. К. Изучение состава картофеля по хозяйственно ценным признакам, определяющим его пригодность к промышленной переработке // Аграрная наука Евро-Северо-Востока. – 2022. – Т. 23, № 6. – С. 841–851. – </w:t>
+      </w:r>
+      <w:r>
+        <w:t>DOI</w:t>
+      </w:r>
+      <w:r>
+        <w:rPr>
+          <w:lang w:val="ru-RU"/>
+        </w:rPr>
+        <w:t xml:space="preserve"> 10.30766/</w:t>
+      </w:r>
+      <w:proofErr w:type="gramStart"/>
+      <w:r>
+        <w:rPr>
+          <w:lang w:val="ru-RU"/>
+        </w:rPr>
+        <w:t>2072-9081.2022.23.6.841</w:t>
+      </w:r>
+      <w:proofErr w:type="gramEnd"/>
+      <w:r>
+        <w:rPr>
+          <w:lang w:val="ru-RU"/>
+        </w:rPr>
+        <w:t>-851.</w:t>
       </w:r>
     </w:p>
     <w:p>
-      <w:r>
-        <w:t>10. Sikiru Y., Paliwal J., Erkinbaev C. Three-Dimensional Characterization of Potatoes Under Different Drying Methods: Quality Optimization for Hybrid Drying Approach // Foods. – 2024. – Vol. 13, no. 22. – Art. 3633. – DOI 10.3390/foods13223633.</w:t>
+      <w:pPr>
+        <w:rPr>
+          <w:lang w:val="ru-RU"/>
+        </w:rPr>
+      </w:pPr>
+      <w:r>
+        <w:rPr>
+          <w:lang w:val="ru-RU"/>
+        </w:rPr>
+        <w:t xml:space="preserve">3. Гулидова В. А., Зубкова Т. В., Дубровина О. А. Требования перерабатывающего предприятия к картофелю для переработки на </w:t>
+      </w:r>
+      <w:proofErr w:type="spellStart"/>
+      <w:r>
+        <w:rPr>
+          <w:lang w:val="ru-RU"/>
+        </w:rPr>
+        <w:t>картофелепродукт</w:t>
+      </w:r>
+      <w:proofErr w:type="spellEnd"/>
+      <w:r>
+        <w:rPr>
+          <w:lang w:val="ru-RU"/>
+        </w:rPr>
+        <w:t xml:space="preserve"> фри // Вестник КрасГАУ. – 2025. – № 9. – С. 271–279. – </w:t>
+      </w:r>
+      <w:r>
+        <w:t>DOI</w:t>
+      </w:r>
+      <w:r>
+        <w:rPr>
+          <w:lang w:val="ru-RU"/>
+        </w:rPr>
+        <w:t xml:space="preserve"> 10.36718/</w:t>
+      </w:r>
+      <w:proofErr w:type="gramStart"/>
+      <w:r>
+        <w:rPr>
+          <w:lang w:val="ru-RU"/>
+        </w:rPr>
+        <w:t>1819-4036-2025-9-271-279</w:t>
+      </w:r>
+      <w:proofErr w:type="gramEnd"/>
+      <w:r>
+        <w:rPr>
+          <w:lang w:val="ru-RU"/>
+        </w:rPr>
+        <w:t>.</w:t>
       </w:r>
     </w:p>
     <w:p>
-      <w:r>
-        <w:t>11. Sanchez-Jimenez V., Collazos-Escobar G. A., González-Mohino A., Gomez Alvarez-Arenas T. E., Benedito J., Garcia-Perez J. V. Non-invasive monitoring of potato drying by means of air-coupled ultrasound // Food Control. – 2023. – Vol. 148. – Art. 109653. – DOI 10.1016/j.foodcont.2023.109653.</w:t>
+      <w:pPr>
+        <w:rPr>
+          <w:lang w:val="ru-RU"/>
+        </w:rPr>
+      </w:pPr>
+      <w:r>
+        <w:rPr>
+          <w:lang w:val="ru-RU"/>
+        </w:rPr>
+        <w:t xml:space="preserve">4. </w:t>
+      </w:r>
+      <w:proofErr w:type="spellStart"/>
+      <w:r>
+        <w:rPr>
+          <w:lang w:val="ru-RU"/>
+        </w:rPr>
+        <w:t>Сопрунова</w:t>
+      </w:r>
+      <w:proofErr w:type="spellEnd"/>
+      <w:r>
+        <w:rPr>
+          <w:lang w:val="ru-RU"/>
+        </w:rPr>
+        <w:t xml:space="preserve"> О. Б., </w:t>
+      </w:r>
+      <w:proofErr w:type="spellStart"/>
+      <w:r>
+        <w:rPr>
+          <w:lang w:val="ru-RU"/>
+        </w:rPr>
+        <w:t>Сопрунова</w:t>
+      </w:r>
+      <w:proofErr w:type="spellEnd"/>
+      <w:r>
+        <w:rPr>
+          <w:lang w:val="ru-RU"/>
+        </w:rPr>
+        <w:t xml:space="preserve"> В. Е., Жукова О. И. Влияние биологической обработки при выращивании на физиолого-биохимические и технологические показатели клубней картофеля // Вестник КрасГАУ. – 2024. – № 2. – С. 50–57. – </w:t>
+      </w:r>
+      <w:r>
+        <w:t>DOI</w:t>
+      </w:r>
+      <w:r>
+        <w:rPr>
+          <w:lang w:val="ru-RU"/>
+        </w:rPr>
+        <w:t xml:space="preserve"> 10.36718/1819-4036-2024-2-50-57.</w:t>
       </w:r>
     </w:p>
     <w:p>
-      <w:r>
-        <w:t>12. Sabat M., Kotwaliwale N., Chakraborty S. K., Kumar M. Long short-term memory based real-time monitoring of potato slice drying using image chromatic features // Journal of Food Processing and Preservation. – 2022. – Vol. 46. – Art. e17232. – DOI 10.1111/jfpp.17232.</w:t>
+      <w:pPr>
+        <w:rPr>
+          <w:lang w:val="ru-RU"/>
+        </w:rPr>
+      </w:pPr>
+      <w:r>
+        <w:rPr>
+          <w:lang w:val="ru-RU"/>
+        </w:rPr>
+        <w:t xml:space="preserve">5. Никитина М. А., </w:t>
+      </w:r>
+      <w:proofErr w:type="spellStart"/>
+      <w:r>
+        <w:rPr>
+          <w:lang w:val="ru-RU"/>
+        </w:rPr>
+        <w:t>Каповский</w:t>
+      </w:r>
+      <w:proofErr w:type="spellEnd"/>
+      <w:r>
+        <w:rPr>
+          <w:lang w:val="ru-RU"/>
+        </w:rPr>
+        <w:t xml:space="preserve"> Б. Р., </w:t>
+      </w:r>
+      <w:proofErr w:type="spellStart"/>
+      <w:r>
+        <w:rPr>
+          <w:lang w:val="ru-RU"/>
+        </w:rPr>
+        <w:t>Дыдыкин</w:t>
+      </w:r>
+      <w:proofErr w:type="spellEnd"/>
+      <w:r>
+        <w:rPr>
+          <w:lang w:val="ru-RU"/>
+        </w:rPr>
+        <w:t xml:space="preserve"> А. С., Пчелкина В. А. Цифровая непрерывность процессов производства мясного фарша на технологических линиях // Все о мясе. – 2024. – № 5. – С. 31–35. – </w:t>
+      </w:r>
+      <w:r>
+        <w:t>DOI</w:t>
+      </w:r>
+      <w:r>
+        <w:rPr>
+          <w:lang w:val="ru-RU"/>
+        </w:rPr>
+        <w:t xml:space="preserve"> 10.21323/2071-2499-2024-5-31-35.</w:t>
       </w:r>
     </w:p>
     <w:p>
-      <w:r>
-        <w:t>13. Buzera A., Gikundi E., Orina I., Sila D. Effect of Pretreatments and Drying Methods on Physical and Microstructural Properties of Potato Flour // Foods. – 2022. – Vol. 11, no. 4. – Art. 507. – DOI 10.3390/foods11040507.</w:t>
+      <w:pPr>
+        <w:rPr>
+          <w:lang w:val="ru-RU"/>
+        </w:rPr>
+      </w:pPr>
+      <w:r>
+        <w:rPr>
+          <w:lang w:val="ru-RU"/>
+        </w:rPr>
+        <w:t xml:space="preserve">6. Никитина М. А., Чернуха И. М., Артамонова М. П., Кусай А. Т. Прогнозирование состава функционального пищевого продукта с использованием компьютерной симуляции // Пищевые системы. – 2024. – Т. 7, № 4. – С. 543–550. – </w:t>
+      </w:r>
+      <w:r>
+        <w:t>DOI</w:t>
+      </w:r>
+      <w:r>
+        <w:rPr>
+          <w:lang w:val="ru-RU"/>
+        </w:rPr>
+        <w:t xml:space="preserve"> 10.21323/</w:t>
+      </w:r>
+      <w:proofErr w:type="gramStart"/>
+      <w:r>
+        <w:rPr>
+          <w:lang w:val="ru-RU"/>
+        </w:rPr>
+        <w:t>2618-9771</w:t>
+      </w:r>
+      <w:proofErr w:type="gramEnd"/>
+      <w:r>
+        <w:rPr>
+          <w:lang w:val="ru-RU"/>
+        </w:rPr>
+        <w:t>-2024-7-4-</w:t>
+      </w:r>
+      <w:proofErr w:type="gramStart"/>
+      <w:r>
+        <w:rPr>
+          <w:lang w:val="ru-RU"/>
+        </w:rPr>
+        <w:t>543-550</w:t>
+      </w:r>
+      <w:proofErr w:type="gramEnd"/>
+      <w:r>
+        <w:rPr>
+          <w:lang w:val="ru-RU"/>
+        </w:rPr>
+        <w:t>.</w:t>
       </w:r>
     </w:p>
     <w:p>
-      <w:r>
-        <w:t>14. Haverkort A. J., Linnemann A. R., Struik P. C., Wiskerke J. S. C. On Processing Potato 2. Survey of Products, Processes and Operations in Manufacturing // Potato Research. – 2023. – Vol. 66. – P. 339–383. – DOI 10.1007/s11540-022-09563-y.</w:t>
+      <w:pPr>
+        <w:rPr>
+          <w:lang w:val="ru-RU"/>
+        </w:rPr>
+      </w:pPr>
+      <w:r>
+        <w:rPr>
+          <w:lang w:val="ru-RU"/>
+        </w:rPr>
+        <w:lastRenderedPageBreak/>
+        <w:t>7. Туранский Д. В. Разработка и внедрение цифровых двойников для оптимизации хлебопекарных линий // Хлебопечение России. – 2024. – Т. 68, № 3. – С. 134–143.</w:t>
       </w:r>
     </w:p>
     <w:p>
-      <w:r>
-        <w:t>15. Ando Y., Nei D. Comparison of Potato Void Structures Dried by Air-Drying, Freeze-Drying, and Microwave-Vacuum-Drying, and the Physical Properties of Powders After Grinding // Food and Bioprocess Technology. – 2023. – Vol. 16, no. 2. – P. 447–458. – DOI 10.1007/s11947-022-02941-x.</w:t>
+      <w:pPr>
+        <w:rPr>
+          <w:lang w:val="ru-RU"/>
+        </w:rPr>
+      </w:pPr>
+      <w:r>
+        <w:rPr>
+          <w:lang w:val="ru-RU"/>
+        </w:rPr>
+        <w:t xml:space="preserve">8. Репина И. Б., Самойлова С. М., Сидорова Н. Г., Чуднова О. А., Сидоров Д. Е. Разработка дорожной карты проекта внедрения цифровых двойников в производственные процессы // Креативная экономика. – 2024. – Т. 18, № 10. – С. 2779–2800. – </w:t>
+      </w:r>
+      <w:r>
+        <w:t>DOI</w:t>
+      </w:r>
+      <w:r>
+        <w:rPr>
+          <w:lang w:val="ru-RU"/>
+        </w:rPr>
+        <w:t xml:space="preserve"> 10.18334/</w:t>
+      </w:r>
+      <w:proofErr w:type="spellStart"/>
+      <w:r>
+        <w:t>ce</w:t>
+      </w:r>
+      <w:proofErr w:type="spellEnd"/>
+      <w:r>
+        <w:rPr>
+          <w:lang w:val="ru-RU"/>
+        </w:rPr>
+        <w:t>.18.10.121702.</w:t>
+      </w:r>
+    </w:p>
+    <w:p>
+      <w:r>
+        <w:rPr>
+          <w:lang w:val="ru-RU"/>
+        </w:rPr>
+        <w:t xml:space="preserve">9. ГОСТ Р </w:t>
+      </w:r>
+      <w:proofErr w:type="gramStart"/>
+      <w:r>
+        <w:rPr>
+          <w:lang w:val="ru-RU"/>
+        </w:rPr>
+        <w:t>51705.1-2024</w:t>
+      </w:r>
+      <w:proofErr w:type="gramEnd"/>
+      <w:r>
+        <w:rPr>
+          <w:lang w:val="ru-RU"/>
+        </w:rPr>
+        <w:t xml:space="preserve">. Системы менеджмента качества. Управление качеством и безопасностью пищевых продуктов на основе принципов ХАССП. </w:t>
+      </w:r>
+      <w:proofErr w:type="spellStart"/>
+      <w:r>
+        <w:t>Общие</w:t>
+      </w:r>
+      <w:proofErr w:type="spellEnd"/>
+      <w:r>
+        <w:t xml:space="preserve"> </w:t>
+      </w:r>
+      <w:proofErr w:type="spellStart"/>
+      <w:r>
+        <w:t>требования</w:t>
+      </w:r>
+      <w:proofErr w:type="spellEnd"/>
+      <w:r>
+        <w:t xml:space="preserve">. – </w:t>
+      </w:r>
+      <w:proofErr w:type="spellStart"/>
+      <w:r>
+        <w:t>Введ</w:t>
+      </w:r>
+      <w:proofErr w:type="spellEnd"/>
+      <w:r>
+        <w:t xml:space="preserve">. 2024-11-01. – </w:t>
+      </w:r>
+      <w:proofErr w:type="spellStart"/>
+      <w:proofErr w:type="gramStart"/>
+      <w:r>
+        <w:t>Москва</w:t>
+      </w:r>
+      <w:proofErr w:type="spellEnd"/>
+      <w:r>
+        <w:t xml:space="preserve"> :</w:t>
+      </w:r>
+      <w:proofErr w:type="gramEnd"/>
+      <w:r>
+        <w:t xml:space="preserve"> </w:t>
+      </w:r>
+      <w:proofErr w:type="spellStart"/>
+      <w:r>
+        <w:t>Российский</w:t>
+      </w:r>
+      <w:proofErr w:type="spellEnd"/>
+      <w:r>
+        <w:t xml:space="preserve"> </w:t>
+      </w:r>
+      <w:proofErr w:type="spellStart"/>
+      <w:r>
+        <w:t>институт</w:t>
+      </w:r>
+      <w:proofErr w:type="spellEnd"/>
+      <w:r>
+        <w:t xml:space="preserve"> </w:t>
+      </w:r>
+      <w:proofErr w:type="spellStart"/>
+      <w:r>
+        <w:t>стандартизации</w:t>
+      </w:r>
+      <w:proofErr w:type="spellEnd"/>
+      <w:r>
+        <w:t>, 2024.</w:t>
+      </w:r>
+    </w:p>
+    <w:p>
+      <w:r>
+        <w:t xml:space="preserve">10. Sikiru Y., Paliwal J., </w:t>
+      </w:r>
+      <w:proofErr w:type="spellStart"/>
+      <w:r>
+        <w:t>Erkinbaev</w:t>
+      </w:r>
+      <w:proofErr w:type="spellEnd"/>
+      <w:r>
+        <w:t xml:space="preserve"> C. Three-Dimensional Characterization of Potatoes Under Different Drying Methods: Quality Optimization for Hybrid Drying Approach // Foods. – 2024. – Vol. 13, no. 22. – Art. 3633. – DOI 10.3390/foods13223633.</w:t>
+      </w:r>
+    </w:p>
+    <w:p>
+      <w:r>
+        <w:t>11. Sanchez-Jimenez V., Collazos-Escobar G. A., González-</w:t>
+      </w:r>
+      <w:proofErr w:type="spellStart"/>
+      <w:r>
+        <w:t>Mohino</w:t>
+      </w:r>
+      <w:proofErr w:type="spellEnd"/>
+      <w:r>
+        <w:t xml:space="preserve"> A., Gomez Alvarez-Arenas T. E., Benedito J., Garcia-Perez J. V. Non-invasive monitoring of potato drying by means of air-coupled ultrasound // Food Control. – 2023. – Vol. 148. – Art. 109653. – DOI 10.1016/j.foodcont.2023.109653.</w:t>
+      </w:r>
+    </w:p>
+    <w:p>
+      <w:r>
+        <w:t xml:space="preserve">12. Sabat M., </w:t>
+      </w:r>
+      <w:proofErr w:type="spellStart"/>
+      <w:r>
+        <w:t>Kotwaliwale</w:t>
+      </w:r>
+      <w:proofErr w:type="spellEnd"/>
+      <w:r>
+        <w:t xml:space="preserve"> N., Chakraborty S. K., Kumar M. Long short-term memory based real-time monitoring of potato slice drying using image chromatic features // Journal of Food Processing and Preservation. – 2022. – Vol. 46. – Art. e17232. – DOI 10.1111/jfpp.17232.</w:t>
+      </w:r>
+    </w:p>
+    <w:p>
+      <w:r>
+        <w:t xml:space="preserve">13. </w:t>
+      </w:r>
+      <w:proofErr w:type="spellStart"/>
+      <w:r>
+        <w:t>Buzera</w:t>
+      </w:r>
+      <w:proofErr w:type="spellEnd"/>
+      <w:r>
+        <w:t xml:space="preserve"> A., </w:t>
+      </w:r>
+      <w:proofErr w:type="spellStart"/>
+      <w:r>
+        <w:t>Gikundi</w:t>
+      </w:r>
+      <w:proofErr w:type="spellEnd"/>
+      <w:r>
+        <w:t xml:space="preserve"> E., Orina I., Sila D. Effect of Pretreatments and Drying Methods on Physical and Microstructural Properties of Potato Flour // Foods. – 2022. – Vol. 11, no. 4. – Art. 507. – DOI 10.3390/foods11040507.</w:t>
+      </w:r>
+    </w:p>
+    <w:p>
+      <w:r>
+        <w:lastRenderedPageBreak/>
+        <w:t xml:space="preserve">14. </w:t>
+      </w:r>
+      <w:proofErr w:type="spellStart"/>
+      <w:r>
+        <w:t>Haverkort</w:t>
+      </w:r>
+      <w:proofErr w:type="spellEnd"/>
+      <w:r>
+        <w:t xml:space="preserve"> A. J., Linnemann A. R., </w:t>
+      </w:r>
+      <w:proofErr w:type="spellStart"/>
+      <w:r>
+        <w:t>Struik</w:t>
+      </w:r>
+      <w:proofErr w:type="spellEnd"/>
+      <w:r>
+        <w:t xml:space="preserve"> P. C., </w:t>
+      </w:r>
+      <w:proofErr w:type="spellStart"/>
+      <w:r>
+        <w:t>Wiskerke</w:t>
+      </w:r>
+      <w:proofErr w:type="spellEnd"/>
+      <w:r>
+        <w:t xml:space="preserve"> J. S. C. On Processing Potato 2. Survey of Products, Processes and Operations in Manufacturing // Potato Research. – 2023. – Vol. 66. – P. 339–383. – DOI 10.1007/s11540-022-09563-y.</w:t>
+      </w:r>
+    </w:p>
+    <w:p>
+      <w:r>
+        <w:t>15. Ando Y., Nei D. Comparison of Potato Void Structures Dried by Air-Drying, Freeze-</w:t>
+      </w:r>
+      <w:proofErr w:type="gramStart"/>
+      <w:r>
+        <w:t>Drying, and</w:t>
+      </w:r>
+      <w:proofErr w:type="gramEnd"/>
+      <w:r>
+        <w:t xml:space="preserve"> Microwave-Vacuum-Drying, and the Physical Properties of Powders After Grinding // Food and Bioprocess Technology. – 2023. – Vol. 16, no. 2. – P. 447–458. – DOI 10.1007/s11947-022-02941-x.</w:t>
       </w:r>
     </w:p>
     <w:sectPr>

--- a/Отчет_ИКБО-10-24_ЧудаевИС_КТ1.docx
+++ b/Отчет_ИКБО-10-24_ЧудаевИС_КТ1.docx
@@ -242,7 +242,7 @@
                 </mc:Choice>
                 <mc:Fallback>
                   <w:pict>
-                    <v:line w14:anchorId="6DD652DE" id="Прямая соединительная линия 1" o:spid="_x0000_s1026" style="flip:y;visibility:visible;mso-wrap-style:square;mso-left-percent:-10001;mso-top-percent:-10001;mso-position-horizontal:absolute;mso-position-horizontal-relative:char;mso-position-vertical:absolute;mso-position-vertical-relative:line;mso-left-percent:-10001;mso-top-percent:-10001" from="0,0" to="441pt,.1pt" o:gfxdata="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" strokeweight="3pt">
+                    <v:line w14:anchorId="5FDAD415" id="Прямая соединительная линия 1" o:spid="_x0000_s1026" style="flip:y;visibility:visible;mso-wrap-style:square;mso-left-percent:-10001;mso-top-percent:-10001;mso-position-horizontal:absolute;mso-position-horizontal-relative:char;mso-position-vertical:absolute;mso-position-vertical-relative:line;mso-left-percent:-10001;mso-top-percent:-10001" from="0,0" to="441pt,.1pt" o:gfxdata="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" strokeweight="3pt">
                       <v:stroke linestyle="thinThin"/>
                       <w10:anchorlock/>
                     </v:line>
@@ -1592,7 +1592,7 @@
                 </mc:Choice>
                 <mc:Fallback>
                   <w:pict>
-                    <v:line w14:anchorId="139C2F0D" id="Прямая соединительная линия 4" o:spid="_x0000_s1026" style="flip:y;visibility:visible;mso-wrap-style:square;mso-left-percent:-10001;mso-top-percent:-10001;mso-position-horizontal:absolute;mso-position-horizontal-relative:char;mso-position-vertical:absolute;mso-position-vertical-relative:line;mso-left-percent:-10001;mso-top-percent:-10001" from="0,0" to="441pt,.1pt" o:gfxdata="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" strokeweight="3pt">
+                    <v:line w14:anchorId="307E1DA4" id="Прямая соединительная линия 4" o:spid="_x0000_s1026" style="flip:y;visibility:visible;mso-wrap-style:square;mso-left-percent:-10001;mso-top-percent:-10001;mso-position-horizontal:absolute;mso-position-horizontal-relative:char;mso-position-vertical:absolute;mso-position-vertical-relative:line;mso-left-percent:-10001;mso-top-percent:-10001" from="0,0" to="441pt,.1pt" o:gfxdata="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" strokeweight="3pt">
                       <v:stroke linestyle="thinThin"/>
                       <w10:anchorlock/>
                     </v:line>
@@ -2057,6 +2057,17 @@
     <w:p>
       <w:pPr>
         <w:spacing w:line="240" w:lineRule="auto"/>
+        <w:ind w:firstLine="0"/>
+        <w:rPr>
+          <w:rFonts w:cs="Times New Roman"/>
+          <w:bCs/>
+          <w:sz w:val="24"/>
+          <w:szCs w:val="24"/>
+          <w:u w:val="single"/>
+          <w:lang w:val="ru-RU"/>
+        </w:rPr>
+      </w:pPr>
+      <w:r>
         <w:rPr>
           <w:rFonts w:cs="Times New Roman"/>
           <w:b/>
@@ -2064,7 +2075,30 @@
           <w:szCs w:val="24"/>
           <w:lang w:val="ru-RU"/>
         </w:rPr>
-      </w:pPr>
+        <w:t xml:space="preserve">Тема практики: </w:t>
+      </w:r>
+      <w:r>
+        <w:rPr>
+          <w:rFonts w:cs="Times New Roman"/>
+          <w:bCs/>
+          <w:sz w:val="24"/>
+          <w:szCs w:val="24"/>
+          <w:u w:val="single"/>
+          <w:lang w:val="ru-RU"/>
+        </w:rPr>
+        <w:t>производство сухого картофельного пю</w:t>
+      </w:r>
+      <w:r>
+        <w:rPr>
+          <w:rFonts w:cs="Times New Roman"/>
+          <w:bCs/>
+          <w:sz w:val="24"/>
+          <w:szCs w:val="24"/>
+          <w:u w:val="single"/>
+          <w:lang w:val="ru-RU"/>
+        </w:rPr>
+        <w:t xml:space="preserve">ре                                                        </w:t>
+      </w:r>
     </w:p>
     <w:p>
       <w:pPr>
@@ -2075,7 +2109,6 @@
           <w:bCs/>
           <w:sz w:val="24"/>
           <w:szCs w:val="24"/>
-          <w:lang w:val="ru-RU"/>
         </w:rPr>
       </w:pPr>
       <w:r>
@@ -8372,6 +8405,18 @@
         <w:rPr>
           <w:lang w:val="ru-RU"/>
         </w:rPr>
+        <w:t xml:space="preserve"> </w:t>
+      </w:r>
+      <w:r>
+        <w:rPr>
+          <w:lang w:val="ru-RU"/>
+        </w:rPr>
+        <w:t>версии 1.142.0</w:t>
+      </w:r>
+      <w:r>
+        <w:rPr>
+          <w:lang w:val="ru-RU"/>
+        </w:rPr>
         <w:t xml:space="preserve">. Редактор подходит для учебного проекта благодаря поддержке расширений для </w:t>
       </w:r>
       <w:r>
@@ -8491,7 +8536,19 @@
         <w:rPr>
           <w:lang w:val="ru-RU"/>
         </w:rPr>
-        <w:t xml:space="preserve"> применяется как основной язык серверной части: для реализации доменной логики, </w:t>
+        <w:t xml:space="preserve"> применяется как основной язык серверной части</w:t>
+      </w:r>
+      <w:r>
+        <w:rPr>
+          <w:lang w:val="ru-RU"/>
+        </w:rPr>
+        <w:t xml:space="preserve"> в объектно-ориентированной парадигме</w:t>
+      </w:r>
+      <w:r>
+        <w:rPr>
+          <w:lang w:val="ru-RU"/>
+        </w:rPr>
+        <w:t xml:space="preserve">: для реализации доменной логики, </w:t>
       </w:r>
       <w:r>
         <w:t>REST</w:t>
@@ -8545,25 +8602,19 @@
         <w:rPr>
           <w:lang w:val="ru-RU"/>
         </w:rPr>
-        <w:t xml:space="preserve"> используется для вспомогательных и аналитических задач: импорта и предварительной обработки технологических измерений, подготовки прототипов алгоритмов выявления отклонений, формирования исследовательских выборок и автоматизации служебных операций. Такое разделение позволяет использовать </w:t>
-      </w:r>
-      <w:r>
-        <w:t>Java</w:t>
-      </w:r>
-      <w:r>
-        <w:rPr>
-          <w:lang w:val="ru-RU"/>
-        </w:rPr>
-        <w:t xml:space="preserve"> для основной прикладной логики, а </w:t>
-      </w:r>
-      <w:r>
-        <w:t>Python</w:t>
-      </w:r>
-      <w:r>
-        <w:rPr>
-          <w:lang w:val="ru-RU"/>
-        </w:rPr>
-        <w:t xml:space="preserve"> — там, где важны скорость разработки и развитые средства обработки данных, не дублируя ответственность компонентов.</w:t>
+        <w:t xml:space="preserve"> используется для </w:t>
+      </w:r>
+      <w:r>
+        <w:rPr>
+          <w:lang w:val="ru-RU"/>
+        </w:rPr>
+        <w:t>выполнения задания в процедурной парадигме</w:t>
+      </w:r>
+      <w:r>
+        <w:rPr>
+          <w:lang w:val="ru-RU"/>
+        </w:rPr>
+        <w:t>.</w:t>
       </w:r>
     </w:p>
     <w:p>
@@ -8664,15 +8715,6 @@
         <w:rPr>
           <w:lang w:val="ru-RU"/>
         </w:rPr>
-        <w:t xml:space="preserve">, удаленный репозиторий планируется вести на </w:t>
-      </w:r>
-      <w:r>
-        <w:t>GitHub</w:t>
-      </w:r>
-      <w:r>
-        <w:rPr>
-          <w:lang w:val="ru-RU"/>
-        </w:rPr>
         <w:t xml:space="preserve">. </w:t>
       </w:r>
       <w:r>
@@ -8682,14 +8724,7 @@
         <w:rPr>
           <w:lang w:val="ru-RU"/>
         </w:rPr>
-        <w:t xml:space="preserve"> необходим для фиксации последовательности изменений </w:t>
-      </w:r>
-      <w:r>
-        <w:rPr>
-          <w:lang w:val="ru-RU"/>
-        </w:rPr>
-        <w:lastRenderedPageBreak/>
-        <w:t>исходного кода, документации и материалов практики, а также для возврата к предыдущему состоянию проекта при ошибке.</w:t>
+        <w:t xml:space="preserve"> необходим для фиксации последовательности изменений исходного кода, документации и материалов практики, а также для возврата к предыдущему состоянию проекта при ошибке.</w:t>
       </w:r>
     </w:p>
     <w:p>
@@ -8773,7 +8808,14 @@
         <w:rPr>
           <w:lang w:val="ru-RU"/>
         </w:rPr>
-        <w:t>: 10.3390/</w:t>
+        <w:t xml:space="preserve">: </w:t>
+      </w:r>
+      <w:r>
+        <w:rPr>
+          <w:lang w:val="ru-RU"/>
+        </w:rPr>
+        <w:lastRenderedPageBreak/>
+        <w:t>10.3390/</w:t>
       </w:r>
       <w:r>
         <w:t>foods</w:t>
@@ -8837,7 +8879,7 @@
         <w:rPr>
           <w:lang w:val="ru-RU"/>
         </w:rPr>
-        <w:t>Оценка качества переработанного картофеля имеет важное значение для пищевой промышленности. В исследовании рассмотрено влияние трех различных способов сушки на качество картофеля после обработки при продолжительности процесса 4, 8, 12 и 16 часов: сублимационной сушки (</w:t>
+        <w:t>Оценка качества переработанного картофеля имеет важное значение для пищевой промышленности. В исследовании изучено влияние трёх способов сушки на качество картофеля после обработки при продолжительности процесса 4, 8, 12 и 16 ч: сублимационной сушки (</w:t>
       </w:r>
       <w:r>
         <w:t>FD</w:t>
@@ -8864,7 +8906,43 @@
         <w:rPr>
           <w:lang w:val="ru-RU"/>
         </w:rPr>
-        <w:t xml:space="preserve">). Влияние способов сушки на микроструктуру картофеля анализировали и количественно оценивали по трехмерным изображениям, полученным методом рентгеновской микрокомпьютерной томографии. Авторы предложили новый гибридный оценщик качества </w:t>
+        <w:t>). Влияние способов сушки на микроструктуру картофеля анализировали и количественно оценивали по трёхмерным изображениям, полученным методом рентгеновской микрокомпьютерной томографии. Авторы предложили новый гибридный инструмент оценки качества (</w:t>
+      </w:r>
+      <w:r>
+        <w:t>Hybrid</w:t>
+      </w:r>
+      <w:r>
+        <w:rPr>
+          <w:lang w:val="ru-RU"/>
+        </w:rPr>
+        <w:t xml:space="preserve"> </w:t>
+      </w:r>
+      <w:r>
+        <w:t>Quality</w:t>
+      </w:r>
+      <w:r>
+        <w:rPr>
+          <w:lang w:val="ru-RU"/>
+        </w:rPr>
+        <w:t xml:space="preserve"> </w:t>
+      </w:r>
+      <w:r>
+        <w:t>Score</w:t>
+      </w:r>
+      <w:r>
+        <w:rPr>
+          <w:lang w:val="ru-RU"/>
+        </w:rPr>
+        <w:t xml:space="preserve"> </w:t>
+      </w:r>
+      <w:r>
+        <w:t>Evaluator</w:t>
+      </w:r>
+      <w:r>
+        <w:rPr>
+          <w:lang w:val="ru-RU"/>
+        </w:rPr>
+        <w:t xml:space="preserve">, </w:t>
       </w:r>
       <w:r>
         <w:t>HQSE</w:t>
@@ -8873,7 +8951,25 @@
         <w:rPr>
           <w:lang w:val="ru-RU"/>
         </w:rPr>
-        <w:t xml:space="preserve">, на основе которого определяли индекс качества </w:t>
+        <w:t>) и с его помощью определяли индекс качества (</w:t>
+      </w:r>
+      <w:r>
+        <w:t>Quality</w:t>
+      </w:r>
+      <w:r>
+        <w:rPr>
+          <w:lang w:val="ru-RU"/>
+        </w:rPr>
+        <w:t xml:space="preserve"> </w:t>
+      </w:r>
+      <w:r>
+        <w:t>Index</w:t>
+      </w:r>
+      <w:r>
+        <w:rPr>
+          <w:lang w:val="ru-RU"/>
+        </w:rPr>
+        <w:t xml:space="preserve">, </w:t>
       </w:r>
       <w:r>
         <w:t>QI</w:t>
@@ -8882,7 +8978,43 @@
         <w:rPr>
           <w:lang w:val="ru-RU"/>
         </w:rPr>
-        <w:t xml:space="preserve"> и индекс удельного энергопотребления </w:t>
+        <w:t>) и индекс удельного энергопотребления (</w:t>
+      </w:r>
+      <w:r>
+        <w:t>Specific</w:t>
+      </w:r>
+      <w:r>
+        <w:rPr>
+          <w:lang w:val="ru-RU"/>
+        </w:rPr>
+        <w:t xml:space="preserve"> </w:t>
+      </w:r>
+      <w:r>
+        <w:t>Energy</w:t>
+      </w:r>
+      <w:r>
+        <w:rPr>
+          <w:lang w:val="ru-RU"/>
+        </w:rPr>
+        <w:t xml:space="preserve"> </w:t>
+      </w:r>
+      <w:r>
+        <w:t>Consumption</w:t>
+      </w:r>
+      <w:r>
+        <w:rPr>
+          <w:lang w:val="ru-RU"/>
+        </w:rPr>
+        <w:t xml:space="preserve"> </w:t>
+      </w:r>
+      <w:r>
+        <w:t>Index</w:t>
+      </w:r>
+      <w:r>
+        <w:rPr>
+          <w:lang w:val="ru-RU"/>
+        </w:rPr>
+        <w:t xml:space="preserve">, </w:t>
       </w:r>
       <w:r>
         <w:t>SECI</w:t>
@@ -8891,7 +9023,7 @@
         <w:rPr>
           <w:lang w:val="ru-RU"/>
         </w:rPr>
-        <w:t xml:space="preserve"> для разных способов и длительностей сушки. Были разработаны математические модели, позволяющие прогнозировать оптимальный режим. Сублимационная сушка обеспечила существенно лучшее сохранение цвета, более высокий коэффициент регидратации и общую пористость при минимальной усадке, однако потребовала большего расхода энергии. Наименьшее время процесса показала инфракрасная сушка, затем следовали сушка в шкафу и сублимационная сушка. Оптимизация показала, что для </w:t>
+        <w:t xml:space="preserve">) для разных способов и длительностей сушки. Были разработаны математические модели для прогнозирования оптимального способа сушки. </w:t>
       </w:r>
       <w:r>
         <w:t>FD</w:t>
@@ -8900,7 +9032,43 @@
         <w:rPr>
           <w:lang w:val="ru-RU"/>
         </w:rPr>
-        <w:t xml:space="preserve"> расчетное оптимальное время 5,78 ч увеличивает </w:t>
+        <w:t xml:space="preserve"> обеспечила значительно лучшее сохранение цвета, более высокие коэффициент регидратации и общую пористость при минимальной усадке, однако потребовала большего расхода энергии. Наименьшую продолжительность сушки показала </w:t>
+      </w:r>
+      <w:r>
+        <w:t>ID</w:t>
+      </w:r>
+      <w:r>
+        <w:rPr>
+          <w:lang w:val="ru-RU"/>
+        </w:rPr>
+        <w:t xml:space="preserve">, затем следовали </w:t>
+      </w:r>
+      <w:r>
+        <w:t>OD</w:t>
+      </w:r>
+      <w:r>
+        <w:rPr>
+          <w:lang w:val="ru-RU"/>
+        </w:rPr>
+        <w:t xml:space="preserve"> и </w:t>
+      </w:r>
+      <w:r>
+        <w:t>FD</w:t>
+      </w:r>
+      <w:r>
+        <w:rPr>
+          <w:lang w:val="ru-RU"/>
+        </w:rPr>
+        <w:t xml:space="preserve">. Оптимизация показала, что для </w:t>
+      </w:r>
+      <w:r>
+        <w:t>FD</w:t>
+      </w:r>
+      <w:r>
+        <w:rPr>
+          <w:lang w:val="ru-RU"/>
+        </w:rPr>
+        <w:t xml:space="preserve"> оптимальное время 5,78 ч повышает </w:t>
       </w:r>
       <w:r>
         <w:t>QI</w:t>
@@ -8918,14 +9086,7 @@
         <w:rPr>
           <w:lang w:val="ru-RU"/>
         </w:rPr>
-        <w:t xml:space="preserve"> на 30,6 %. </w:t>
-      </w:r>
-      <w:r>
-        <w:rPr>
-          <w:lang w:val="ru-RU"/>
-        </w:rPr>
-        <w:lastRenderedPageBreak/>
-        <w:t xml:space="preserve">Разработанные модели позволяют прогнозировать </w:t>
+        <w:t xml:space="preserve"> на 30,6 %. Математические модели позволяют точно прогнозировать </w:t>
       </w:r>
       <w:r>
         <w:t>QI</w:t>
@@ -8943,15 +9104,10 @@
         <w:rPr>
           <w:lang w:val="ru-RU"/>
         </w:rPr>
-        <w:t xml:space="preserve"> для разных способов сушки и находить компромисс между сохранением качества и энергетической эффективностью. Результаты указывают на потенциал гибридной системы сушки для оптимизации качества картофеля и энергопотребления.</w:t>
+        <w:t xml:space="preserve"> для разных способов сушки, сочетая сохранение качества с энергоэффективностью. Результаты указывают на то, что гибридная система сушки может оптимизировать качество картофеля и энергопотребление.</w:t>
       </w:r>
     </w:p>
     <w:p>
-      <w:pPr>
-        <w:rPr>
-          <w:lang w:val="ru-RU"/>
-        </w:rPr>
-      </w:pPr>
       <w:r>
         <w:rPr>
           <w:lang w:val="ru-RU"/>
@@ -8959,15 +9115,25 @@
         <w:t>Картофель (</w:t>
       </w:r>
       <w:r>
+        <w:rPr>
+          <w:i/>
+          <w:iCs/>
+        </w:rPr>
         <w:t>Solanum</w:t>
       </w:r>
       <w:r>
         <w:rPr>
+          <w:i/>
+          <w:iCs/>
           <w:lang w:val="ru-RU"/>
         </w:rPr>
         <w:t xml:space="preserve"> </w:t>
       </w:r>
       <w:r>
+        <w:rPr>
+          <w:i/>
+          <w:iCs/>
+        </w:rPr>
         <w:t>tuberosum</w:t>
       </w:r>
       <w:r>
@@ -8983,7 +9149,23 @@
         <w:rPr>
           <w:lang w:val="ru-RU"/>
         </w:rPr>
-        <w:t>.) является экономически значимой сельскохозяйственной культурой и широко используется в пищевой промышленности. Для сохранения сырья и обеспечения его доступности за пределами сезона сбора применяются различные способы обработки и хранения, включая сушку, холодное хранение и консервирование. Среди этих способов сушка относится к широко применяемым промышленным операциям и существенно влияет на такие характеристики сухого картофеля, как текстура, цвет, вкус и пищевая ценность. Поэтому важной задачей является выбор условий сушки, при которых можно получить продукт высокого качества с требуемыми пищевыми и функциональными свойствами.</w:t>
+        <w:t xml:space="preserve">.) является широко ценимой и экономически значимой культурой, основным продуктом питания растущего населения мира, имеющим огромное промышленное применение. По данным </w:t>
+      </w:r>
+      <w:r>
+        <w:rPr>
+          <w:lang w:val="ru-RU"/>
+        </w:rPr>
+        <w:lastRenderedPageBreak/>
+        <w:t>Продовольственной и сельскохозяйственной организации ООН (</w:t>
+      </w:r>
+      <w:r>
+        <w:t>FAO</w:t>
+      </w:r>
+      <w:r>
+        <w:rPr>
+          <w:lang w:val="ru-RU"/>
+        </w:rPr>
+        <w:t>), в 2023 г. в мире было произведено около 375 млн т картофеля. Значение картофеля определяется широким спектром его кулинарного использования: он является основным ингредиентом множества блюд. Однако для полного использования его потенциала и обеспечения доступности за пределами сезона сбора урожая необходимы надлежащие методы сохранения и переработки, такие как сушка, холодное хранение и консервирование. Среди способов переработки картофеля сушка относится к широко применяемым промышленным операциям, которые существенно влияют на качественные характеристики сухого картофеля: текстуру, цвет, вкус и пищевую ценность. Поэтому важно найти оптимальные условия сушки, позволяющие получить сухой картофель высокого качества с наилучшими пищевыми и функциональными свойствами.</w:t>
       </w:r>
     </w:p>
     <w:p>
@@ -8996,21 +9178,88 @@
         <w:rPr>
           <w:lang w:val="ru-RU"/>
         </w:rPr>
-        <w:t>Исследования показывают, что разные способы сушки по-разному изменяют микроструктуру и морфологию картофеля. К распространенным методам относятся сублимационная, конвективная, инфракрасная, микроволновая и электрогидродинамическая сушка. Они различаются механизмом тепло- и массопереноса, энергоэффективностью, длительностью процесса и качеством продукта. Сушка горячим воздухом является сравнительно простой и экономичной, однако способна вызывать выраженную усадку, растрескивание и уплотнение тканей. При сублимационной сушке влага удаляется путем сублимации, что позволяет уменьшить усадку и повреждение структуры, но процесс характеризуется высокой энергоемкостью, большой длительностью и стоимостью. Инфракрасная сушка может сокращать продолжительность и энергопотребление, улучшать цвет и способность продукта к регидратации за счет прямого и относительно равномерного нагрева ткани электромагнитным излучением, однако глубина проникновения такого воздействия ограничена.</w:t>
+        <w:t>Согласно ряду исследований, разные способы сушки влияют на микроструктуру и морфологию картофеля. К наиболее распространённым относятся сублимационная сушка (</w:t>
+      </w:r>
+      <w:r>
+        <w:t>FD</w:t>
+      </w:r>
+      <w:r>
+        <w:rPr>
+          <w:lang w:val="ru-RU"/>
+        </w:rPr>
+        <w:t>), сушка в сушильном шкафу (</w:t>
+      </w:r>
+      <w:r>
+        <w:t>OD</w:t>
+      </w:r>
+      <w:r>
+        <w:rPr>
+          <w:lang w:val="ru-RU"/>
+        </w:rPr>
+        <w:t>), инфракрасная сушка (</w:t>
+      </w:r>
+      <w:r>
+        <w:t>ID</w:t>
+      </w:r>
+      <w:r>
+        <w:rPr>
+          <w:lang w:val="ru-RU"/>
+        </w:rPr>
+        <w:t>), микроволновая сушка (</w:t>
+      </w:r>
+      <w:r>
+        <w:t>MD</w:t>
+      </w:r>
+      <w:r>
+        <w:rPr>
+          <w:lang w:val="ru-RU"/>
+        </w:rPr>
+        <w:t>) и электрогидродинамическая сушка (</w:t>
+      </w:r>
+      <w:r>
+        <w:t>ED</w:t>
+      </w:r>
+      <w:r>
+        <w:rPr>
+          <w:lang w:val="ru-RU"/>
+        </w:rPr>
+        <w:t xml:space="preserve">). Эти способы различаются механизмами тепло- и массопереноса, энергоэффективностью, длительностью и качеством получаемого продукта. </w:t>
+      </w:r>
+      <w:r>
+        <w:t>OD</w:t>
+      </w:r>
+      <w:r>
+        <w:rPr>
+          <w:lang w:val="ru-RU"/>
+        </w:rPr>
+        <w:t xml:space="preserve"> является традиционным способом, при котором влага удаляется с поверхности и из внутренних слоёв картофеля горячим воздухом. Он относительно прост и экономичен, но может вызывать сильную усадку, растрескивание и затвердевание тканей картофеля. При </w:t>
+      </w:r>
+      <w:r>
+        <w:t>FD</w:t>
+      </w:r>
+      <w:r>
+        <w:rPr>
+          <w:lang w:val="ru-RU"/>
+        </w:rPr>
+        <w:t xml:space="preserve"> влага удаляется путём сублимации, при этом наблюдаются минимальная усадка образцов и минимальное повреждение ткани картофеля. Однако этот способ энергоёмок, длителен и дорог. </w:t>
+      </w:r>
+      <w:r>
+        <w:t>ID</w:t>
+      </w:r>
+      <w:r>
+        <w:rPr>
+          <w:lang w:val="ru-RU"/>
+        </w:rPr>
+        <w:t xml:space="preserve"> сокращает время сушки и энергопотребление, улучшает цвет и способность картофельных продуктов к регидратации за счёт прямого и равномерного нагрева ткани электромагнитным излучением. Однако у этого подхода ограничена глубина проникновения в материал.</w:t>
       </w:r>
     </w:p>
     <w:p>
-      <w:pPr>
-        <w:rPr>
-          <w:lang w:val="ru-RU"/>
-        </w:rPr>
-      </w:pPr>
       <w:r>
         <w:rPr>
           <w:lang w:val="ru-RU"/>
         </w:rPr>
         <w:lastRenderedPageBreak/>
-        <w:t xml:space="preserve">Ранее исследовалось влияние разных методов сушки на качественные и физико-химические характеристики картофельных продуктов. </w:t>
+        <w:t xml:space="preserve">Влияние разных способов сушки на качество и физико-химические характеристики сухого картофеля изучалось в ряде работ. </w:t>
       </w:r>
       <w:proofErr w:type="spellStart"/>
       <w:r>
@@ -9021,7 +9270,30 @@
         <w:rPr>
           <w:lang w:val="ru-RU"/>
         </w:rPr>
-        <w:t xml:space="preserve"> и соавторы изучали предварительную обработку и сушку картофельной муки и показали, что сублимационная сушка позволяет получить более светлый продукт с благоприятными свойствами текучести, тогда как кипячение и бланширование при 95 °</w:t>
+        <w:t xml:space="preserve"> и </w:t>
+      </w:r>
+      <w:proofErr w:type="spellStart"/>
+      <w:r>
+        <w:rPr>
+          <w:lang w:val="ru-RU"/>
+        </w:rPr>
+        <w:t>соавт</w:t>
+      </w:r>
+      <w:proofErr w:type="spellEnd"/>
+      <w:r>
+        <w:rPr>
+          <w:lang w:val="ru-RU"/>
+        </w:rPr>
+        <w:t xml:space="preserve">. исследовали влияние разных способов предварительной обработки и сушки на качество картофельной муки. Они установили, что </w:t>
+      </w:r>
+      <w:r>
+        <w:t>FD</w:t>
+      </w:r>
+      <w:r>
+        <w:rPr>
+          <w:lang w:val="ru-RU"/>
+        </w:rPr>
+        <w:t xml:space="preserve"> даёт более светлую муку с хорошей сыпучестью, тогда как варка и бланширование при 95 °</w:t>
       </w:r>
       <w:r>
         <w:t>C</w:t>
@@ -9030,7 +9302,16 @@
         <w:rPr>
           <w:lang w:val="ru-RU"/>
         </w:rPr>
-        <w:t xml:space="preserve"> с последующей сушкой в шкафу повреждают крахмальные гранулы и изменяют качество муки. </w:t>
+        <w:t xml:space="preserve"> в сочетании с </w:t>
+      </w:r>
+      <w:r>
+        <w:t>OD</w:t>
+      </w:r>
+      <w:r>
+        <w:rPr>
+          <w:lang w:val="ru-RU"/>
+        </w:rPr>
+        <w:t xml:space="preserve"> повреждают крахмальные гранулы и ухудшают качество муки. Аналогично </w:t>
       </w:r>
       <w:r>
         <w:t>Ando</w:t>
@@ -9048,7 +9329,7 @@
         <w:rPr>
           <w:lang w:val="ru-RU"/>
         </w:rPr>
-        <w:t xml:space="preserve"> установили, что при </w:t>
+        <w:t xml:space="preserve"> показали, что образцы картофеля после </w:t>
       </w:r>
       <w:proofErr w:type="spellStart"/>
       <w:r>
@@ -9062,7 +9343,30 @@
         <w:rPr>
           <w:lang w:val="ru-RU"/>
         </w:rPr>
-        <w:t>-вакуумной сушке образцы картофеля имеют тенденцию к более высокой пористости, тогда как при воздушной сушке наблюдается значительная усадка. Эти результаты подтверждают, что способ и режим обезвоживания нельзя рассматривать только как операцию удаления воды: они непосредственно формируют свойства готового продукта.</w:t>
+        <w:t xml:space="preserve">-вакуумной сушки, как правило, имеют более высокую пористость, а образцы, высушенные воздухом, заметно усаживаются. В отличие от этого, </w:t>
+      </w:r>
+      <w:r>
+        <w:t>Wang</w:t>
+      </w:r>
+      <w:r>
+        <w:rPr>
+          <w:lang w:val="ru-RU"/>
+        </w:rPr>
+        <w:t xml:space="preserve"> и </w:t>
+      </w:r>
+      <w:proofErr w:type="spellStart"/>
+      <w:r>
+        <w:rPr>
+          <w:lang w:val="ru-RU"/>
+        </w:rPr>
+        <w:t>соавт</w:t>
+      </w:r>
+      <w:proofErr w:type="spellEnd"/>
+      <w:r>
+        <w:rPr>
+          <w:lang w:val="ru-RU"/>
+        </w:rPr>
+        <w:t>. сравнили сушку воздушными струями, сушку горячим воздухом с инфракрасным нагревом и сушку горячим воздухом картофеля с контролем температуры и влажности. Их исследование показало, что наиболее эффективной была сушка горячим воздухом: она обеспечивала более быстрое обезвоживание, лучшее сохранение цвета, высокое содержание аскорбиновой кислоты, повышенную скорость регидратации и наименьшее энергопотребление.</w:t>
       </w:r>
     </w:p>
     <w:p>
@@ -9075,7 +9379,7 @@
         <w:rPr>
           <w:lang w:val="ru-RU"/>
         </w:rPr>
-        <w:t xml:space="preserve">Для устранения существующих ограничений авторы предложили гибридный оценщик качества </w:t>
+        <w:t xml:space="preserve">Для устранения этих пробелов в работе предложен гибридный инструмент оценки качества </w:t>
       </w:r>
       <w:r>
         <w:t>HQSE</w:t>
@@ -9084,7 +9388,7 @@
         <w:rPr>
           <w:lang w:val="ru-RU"/>
         </w:rPr>
-        <w:t xml:space="preserve">, позволяющий комплексно анализировать влияние разных методов сушки на качество картофеля. В подходе используется трехмерная рентгеновская микрокомпьютерная томография для количественной оценки изменений микроструктуры и их связи с качеством и энергопотреблением. На основе </w:t>
+        <w:t xml:space="preserve">, позволяющий лучше понять влияние разных способов сушки на качество картофеля. Этот инновационный инструмент использует современную трёхмерную рентгеновскую микрокомпьютерную томографию для количественной оценки микроструктурных изменений и их влияния на качество и энергопотребление. На основе </w:t>
       </w:r>
       <w:r>
         <w:t>HQSE</w:t>
@@ -9093,7 +9397,7 @@
         <w:rPr>
           <w:lang w:val="ru-RU"/>
         </w:rPr>
-        <w:t xml:space="preserve"> сформированы индекс качества </w:t>
+        <w:t xml:space="preserve"> получены новые показатели, индекс качества </w:t>
       </w:r>
       <w:r>
         <w:t>QI</w:t>
@@ -9111,7 +9415,7 @@
         <w:rPr>
           <w:lang w:val="ru-RU"/>
         </w:rPr>
-        <w:t xml:space="preserve"> и построены математические модели. Их назначение – одновременно прогнозировать условия, обеспечивающие высокое качество при минимизации энергетических затрат. Авторы исследовали трехмерные изменения микроструктуры картофеля при </w:t>
+        <w:t>, и разработаны математические модели. Эти модели предназначены для одновременного прогнозирования оптимальных условий сушки, которые обеспечивают высокое сохранение качества при минимальном энергопотреблении. В исследовании изучены трёхмерные изменения микроструктуры картофеля при трёх способах сушки (</w:t>
       </w:r>
       <w:r>
         <w:t>FD</w:t>
@@ -9138,20 +9442,76 @@
         <w:rPr>
           <w:lang w:val="ru-RU"/>
         </w:rPr>
-        <w:t xml:space="preserve"> и связали морфологические признаки, полученные по трехмерным данным, с показателями качества после обработки. Предложенные индексы использовались для многокритериальной оптимизации и оценки перспективы гибридных режимов сушки.</w:t>
+        <w:t xml:space="preserve">). Важные морфологические признаки, извлечённые из трёхмерных данных, были сопоставлены с качеством картофеля после обработки. </w:t>
+      </w:r>
+      <w:r>
+        <w:t>HQSE</w:t>
+      </w:r>
+      <w:r>
+        <w:rPr>
+          <w:lang w:val="ru-RU"/>
+        </w:rPr>
+        <w:t xml:space="preserve"> был разработан и </w:t>
+      </w:r>
+      <w:r>
+        <w:rPr>
+          <w:lang w:val="ru-RU"/>
+        </w:rPr>
+        <w:lastRenderedPageBreak/>
+        <w:t xml:space="preserve">использован для оценки </w:t>
+      </w:r>
+      <w:r>
+        <w:t>QI</w:t>
+      </w:r>
+      <w:r>
+        <w:rPr>
+          <w:lang w:val="ru-RU"/>
+        </w:rPr>
+        <w:t xml:space="preserve"> и </w:t>
+      </w:r>
+      <w:r>
+        <w:t>SECI</w:t>
+      </w:r>
+      <w:r>
+        <w:rPr>
+          <w:lang w:val="ru-RU"/>
+        </w:rPr>
+        <w:t xml:space="preserve"> при разных способах и длительностях сушки. Введённые индексы позволили прогнозировать оптимальный способ сушки с помощью многокритериальной оптимизации, что открывает перспективы для гибридных методов сушки.</w:t>
       </w:r>
     </w:p>
     <w:p>
-      <w:pPr>
-        <w:rPr>
-          <w:lang w:val="ru-RU"/>
-        </w:rPr>
-      </w:pPr>
-      <w:r>
-        <w:rPr>
-          <w:lang w:val="ru-RU"/>
-        </w:rPr>
-        <w:t xml:space="preserve">В заключении авторы отмечают, что все три исследованных способа сушки существенно влияют на итоговое качество сухих образцов картофеля. Разработанный </w:t>
+      <w:r>
+        <w:rPr>
+          <w:lang w:val="ru-RU"/>
+        </w:rPr>
+        <w:t>В исследовании изучено влияние трёх способов сушки (</w:t>
+      </w:r>
+      <w:r>
+        <w:t>FD</w:t>
+      </w:r>
+      <w:r>
+        <w:rPr>
+          <w:lang w:val="ru-RU"/>
+        </w:rPr>
+        <w:t xml:space="preserve">, </w:t>
+      </w:r>
+      <w:r>
+        <w:t>ID</w:t>
+      </w:r>
+      <w:r>
+        <w:rPr>
+          <w:lang w:val="ru-RU"/>
+        </w:rPr>
+        <w:t xml:space="preserve"> и </w:t>
+      </w:r>
+      <w:r>
+        <w:t>OD</w:t>
+      </w:r>
+      <w:r>
+        <w:rPr>
+          <w:lang w:val="ru-RU"/>
+        </w:rPr>
+        <w:t xml:space="preserve">) на морфологические признаки и качественные характеристики картофеля после обработки. Результаты показали, что все три испытанных способа существенно влияют на общее качество сухих образцов картофеля. Разработанный </w:t>
       </w:r>
       <w:r>
         <w:t>HQSE</w:t>
@@ -9160,14 +9520,16 @@
         <w:rPr>
           <w:lang w:val="ru-RU"/>
         </w:rPr>
-        <w:t xml:space="preserve"> позволил описывать изменение качества продукта и </w:t>
-      </w:r>
-      <w:r>
-        <w:rPr>
-          <w:lang w:val="ru-RU"/>
-        </w:rPr>
-        <w:lastRenderedPageBreak/>
-        <w:t>удельного энергопотребления для разных способов и длительностей процесса. Сублимационная сушка показала высокие значения комплексного показателя качества на протяжении исследованных интервалов, однако результаты одновременно демонстрируют необходимость учитывать энергетическую эффективность. Применение многокритериальной оптимизации позволило подробно исследовать компромисс между максимизацией качества и снижением расхода энергии.</w:t>
+        <w:t xml:space="preserve"> позволил точно описать изменения качества продукта и удельного энергопотребления при разных способах сушки. Выяснилось, что </w:t>
+      </w:r>
+      <w:r>
+        <w:t>FD</w:t>
+      </w:r>
+      <w:r>
+        <w:rPr>
+          <w:lang w:val="ru-RU"/>
+        </w:rPr>
+        <w:t xml:space="preserve"> заметно превосходила два других способа, обеспечивая более высокий комплексный индекс качества при всех длительностях сушки. Однако результаты по энергопотреблению показали необходимость соблюдать баланс между качеством продукта и эффективностью процесса. Применение многокритериальной оптимизации позволило подробно проанализировать компромисс между оптимальным качеством и энергопотреблением.</w:t>
       </w:r>
     </w:p>
     <w:p>
@@ -9180,7 +9542,7 @@
         <w:rPr>
           <w:lang w:val="ru-RU"/>
         </w:rPr>
-        <w:t>Разработанные математические модели достаточно точно описывали изменение качества и энергопотребления в ходе сушки тремя исследованными способами. Полученные результаты могут использоваться при проектировании гибридных систем сушки картофельного сырья, в которых сильные стороны разных методов применяются на различных стадиях процесса для повышения общей эффективности. Ограничением исследования является использование одного сорта картофеля и лабораторного масштаба оборудования. В дальнейших работах авторы предлагают расширить перечень пищевых материалов, перейти к промышленному масштабу и исследовать интеграцию нескольких способов в единый гибридный сушильный агрегат для повышения эффективности и качества контроля.</w:t>
+        <w:t>Разработанные математические модели точно описывали изменение качества и энергопотребления в ходе сушки тремя способами. Полученные результаты дают важную информацию для проектирования гибридных систем сушки кубиков картофеля, в которых сильные стороны разных способов используются на разных стадиях для повышения общей эффективности процесса. Исследование ограничено одним сортом картофеля и лабораторным масштабом сушки. В будущих работах следует изучить более широкий круг пищевых материалов и перейти к промышленному масштабу для оптимизации гибридных систем сушки. Кроме того, дальнейшие исследования должны быть направлены на объединение этих способов в одном гибридном сушильном агрегате для повышения эффективности и улучшения контроля качества.</w:t>
       </w:r>
     </w:p>
     <w:p>
@@ -9227,8 +9589,9 @@
     </w:p>
     <w:p>
       <w:pPr>
-        <w:rPr>
-          <w:lang w:val="ru-RU"/>
+        <w:pStyle w:val="1"/>
+        <w:rPr>
+          <w:rFonts w:ascii="Times New Roman" w:eastAsia="Times New Roman" w:hAnsi="Times New Roman"/>
         </w:rPr>
       </w:pPr>
     </w:p>
@@ -9236,338 +9599,425 @@
       <w:pPr>
         <w:pStyle w:val="1"/>
         <w:rPr>
-          <w:lang w:val="ru-RU"/>
-        </w:rPr>
-      </w:pPr>
-      <w:r>
-        <w:rPr>
           <w:rFonts w:ascii="Times New Roman" w:eastAsia="Times New Roman" w:hAnsi="Times New Roman"/>
-          <w:lang w:val="ru-RU"/>
-        </w:rPr>
-        <w:lastRenderedPageBreak/>
-        <w:t>СПИСОК ИСПОЛЬЗОВАННЫХ ИСТОЧНИКОВ</w:t>
-      </w:r>
+        </w:rPr>
+      </w:pPr>
     </w:p>
     <w:p>
       <w:pPr>
-        <w:rPr>
-          <w:lang w:val="ru-RU"/>
-        </w:rPr>
-      </w:pPr>
-      <w:r>
-        <w:rPr>
-          <w:lang w:val="ru-RU"/>
-        </w:rPr>
-        <w:t xml:space="preserve">1. </w:t>
-      </w:r>
-      <w:proofErr w:type="spellStart"/>
-      <w:r>
-        <w:rPr>
-          <w:lang w:val="ru-RU"/>
-        </w:rPr>
-        <w:t>Отинова</w:t>
-      </w:r>
-      <w:proofErr w:type="spellEnd"/>
-      <w:r>
-        <w:rPr>
-          <w:lang w:val="ru-RU"/>
-        </w:rPr>
-        <w:t xml:space="preserve"> М. Е., Попова Е. А., Полунина Н. Ю., Зайцева Е. А. Мониторинг картофелеперерабатывающих организаций в России: тенденции и перспективы // Научный результат. Экономические исследования. – 2024. – Т. 10, № 4. – С. 72–81. – </w:t>
-      </w:r>
-      <w:r>
-        <w:t>DOI</w:t>
-      </w:r>
-      <w:r>
-        <w:rPr>
-          <w:lang w:val="ru-RU"/>
-        </w:rPr>
-        <w:t xml:space="preserve"> 10.18413/2409-1634-2024-10-4-0-6.</w:t>
-      </w:r>
+        <w:pStyle w:val="1"/>
+        <w:rPr>
+          <w:rFonts w:ascii="Times New Roman" w:eastAsia="Times New Roman" w:hAnsi="Times New Roman"/>
+        </w:rPr>
+      </w:pPr>
     </w:p>
     <w:p>
       <w:pPr>
-        <w:rPr>
-          <w:lang w:val="ru-RU"/>
-        </w:rPr>
-      </w:pPr>
-      <w:r>
-        <w:rPr>
-          <w:lang w:val="ru-RU"/>
-        </w:rPr>
-        <w:t xml:space="preserve">2. Семенова А. В., Гольдштейн В. Г., Дегтярев В. А., Морозова А. А., Королева А. К. Изучение состава картофеля по хозяйственно ценным признакам, определяющим его пригодность к промышленной переработке // Аграрная наука Евро-Северо-Востока. – 2022. – Т. 23, № 6. – С. 841–851. – </w:t>
-      </w:r>
-      <w:r>
-        <w:t>DOI</w:t>
-      </w:r>
-      <w:r>
-        <w:rPr>
-          <w:lang w:val="ru-RU"/>
-        </w:rPr>
-        <w:t xml:space="preserve"> 10.30766/</w:t>
-      </w:r>
-      <w:proofErr w:type="gramStart"/>
-      <w:r>
-        <w:rPr>
-          <w:lang w:val="ru-RU"/>
-        </w:rPr>
-        <w:t>2072-9081.2022.23.6.841</w:t>
-      </w:r>
-      <w:proofErr w:type="gramEnd"/>
-      <w:r>
-        <w:rPr>
-          <w:lang w:val="ru-RU"/>
-        </w:rPr>
-        <w:t>-851.</w:t>
-      </w:r>
+        <w:pStyle w:val="1"/>
+        <w:rPr>
+          <w:rFonts w:ascii="Times New Roman" w:eastAsia="Times New Roman" w:hAnsi="Times New Roman"/>
+        </w:rPr>
+      </w:pPr>
     </w:p>
     <w:p>
       <w:pPr>
-        <w:rPr>
-          <w:lang w:val="ru-RU"/>
-        </w:rPr>
-      </w:pPr>
-      <w:r>
-        <w:rPr>
-          <w:lang w:val="ru-RU"/>
-        </w:rPr>
-        <w:t xml:space="preserve">3. Гулидова В. А., Зубкова Т. В., Дубровина О. А. Требования перерабатывающего предприятия к картофелю для переработки на </w:t>
-      </w:r>
-      <w:proofErr w:type="spellStart"/>
-      <w:r>
-        <w:rPr>
-          <w:lang w:val="ru-RU"/>
-        </w:rPr>
-        <w:t>картофелепродукт</w:t>
-      </w:r>
-      <w:proofErr w:type="spellEnd"/>
-      <w:r>
-        <w:rPr>
-          <w:lang w:val="ru-RU"/>
-        </w:rPr>
-        <w:t xml:space="preserve"> фри // Вестник КрасГАУ. – 2025. – № 9. – С. 271–279. – </w:t>
-      </w:r>
-      <w:r>
-        <w:t>DOI</w:t>
-      </w:r>
-      <w:r>
-        <w:rPr>
-          <w:lang w:val="ru-RU"/>
-        </w:rPr>
-        <w:t xml:space="preserve"> 10.36718/</w:t>
-      </w:r>
-      <w:proofErr w:type="gramStart"/>
-      <w:r>
-        <w:rPr>
-          <w:lang w:val="ru-RU"/>
-        </w:rPr>
-        <w:t>1819-4036-2025-9-271-279</w:t>
-      </w:r>
-      <w:proofErr w:type="gramEnd"/>
-      <w:r>
-        <w:rPr>
-          <w:lang w:val="ru-RU"/>
-        </w:rPr>
-        <w:t>.</w:t>
-      </w:r>
+        <w:pStyle w:val="1"/>
+        <w:rPr>
+          <w:rFonts w:ascii="Times New Roman" w:eastAsia="Times New Roman" w:hAnsi="Times New Roman"/>
+        </w:rPr>
+      </w:pPr>
     </w:p>
     <w:p>
       <w:pPr>
-        <w:rPr>
-          <w:lang w:val="ru-RU"/>
-        </w:rPr>
-      </w:pPr>
-      <w:r>
-        <w:rPr>
-          <w:lang w:val="ru-RU"/>
-        </w:rPr>
-        <w:t xml:space="preserve">4. </w:t>
-      </w:r>
-      <w:proofErr w:type="spellStart"/>
-      <w:r>
-        <w:rPr>
-          <w:lang w:val="ru-RU"/>
-        </w:rPr>
-        <w:t>Сопрунова</w:t>
-      </w:r>
-      <w:proofErr w:type="spellEnd"/>
-      <w:r>
-        <w:rPr>
-          <w:lang w:val="ru-RU"/>
-        </w:rPr>
-        <w:t xml:space="preserve"> О. Б., </w:t>
-      </w:r>
-      <w:proofErr w:type="spellStart"/>
-      <w:r>
-        <w:rPr>
-          <w:lang w:val="ru-RU"/>
-        </w:rPr>
-        <w:t>Сопрунова</w:t>
-      </w:r>
-      <w:proofErr w:type="spellEnd"/>
-      <w:r>
-        <w:rPr>
-          <w:lang w:val="ru-RU"/>
-        </w:rPr>
-        <w:t xml:space="preserve"> В. Е., Жукова О. И. Влияние биологической обработки при выращивании на физиолого-биохимические и технологические показатели клубней картофеля // Вестник КрасГАУ. – 2024. – № 2. – С. 50–57. – </w:t>
-      </w:r>
-      <w:r>
-        <w:t>DOI</w:t>
-      </w:r>
-      <w:r>
-        <w:rPr>
-          <w:lang w:val="ru-RU"/>
-        </w:rPr>
-        <w:t xml:space="preserve"> 10.36718/1819-4036-2024-2-50-57.</w:t>
-      </w:r>
+        <w:pStyle w:val="1"/>
+        <w:rPr>
+          <w:rFonts w:ascii="Times New Roman" w:eastAsia="Times New Roman" w:hAnsi="Times New Roman"/>
+        </w:rPr>
+      </w:pPr>
     </w:p>
     <w:p>
       <w:pPr>
-        <w:rPr>
-          <w:lang w:val="ru-RU"/>
-        </w:rPr>
-      </w:pPr>
-      <w:r>
-        <w:rPr>
-          <w:lang w:val="ru-RU"/>
-        </w:rPr>
-        <w:t xml:space="preserve">5. Никитина М. А., </w:t>
-      </w:r>
-      <w:proofErr w:type="spellStart"/>
-      <w:r>
-        <w:rPr>
-          <w:lang w:val="ru-RU"/>
-        </w:rPr>
-        <w:t>Каповский</w:t>
-      </w:r>
-      <w:proofErr w:type="spellEnd"/>
-      <w:r>
-        <w:rPr>
-          <w:lang w:val="ru-RU"/>
-        </w:rPr>
-        <w:t xml:space="preserve"> Б. Р., </w:t>
-      </w:r>
-      <w:proofErr w:type="spellStart"/>
-      <w:r>
-        <w:rPr>
-          <w:lang w:val="ru-RU"/>
-        </w:rPr>
-        <w:t>Дыдыкин</w:t>
-      </w:r>
-      <w:proofErr w:type="spellEnd"/>
-      <w:r>
-        <w:rPr>
-          <w:lang w:val="ru-RU"/>
-        </w:rPr>
-        <w:t xml:space="preserve"> А. С., Пчелкина В. А. Цифровая непрерывность процессов производства мясного фарша на технологических линиях // Все о мясе. – 2024. – № 5. – С. 31–35. – </w:t>
-      </w:r>
-      <w:r>
-        <w:t>DOI</w:t>
-      </w:r>
-      <w:r>
-        <w:rPr>
-          <w:lang w:val="ru-RU"/>
-        </w:rPr>
-        <w:t xml:space="preserve"> 10.21323/2071-2499-2024-5-31-35.</w:t>
-      </w:r>
+        <w:pStyle w:val="1"/>
+        <w:rPr>
+          <w:rFonts w:ascii="Times New Roman" w:eastAsia="Times New Roman" w:hAnsi="Times New Roman"/>
+        </w:rPr>
+      </w:pPr>
     </w:p>
     <w:p>
       <w:pPr>
-        <w:rPr>
-          <w:lang w:val="ru-RU"/>
-        </w:rPr>
-      </w:pPr>
-      <w:r>
-        <w:rPr>
-          <w:lang w:val="ru-RU"/>
-        </w:rPr>
-        <w:t xml:space="preserve">6. Никитина М. А., Чернуха И. М., Артамонова М. П., Кусай А. Т. Прогнозирование состава функционального пищевого продукта с использованием компьютерной симуляции // Пищевые системы. – 2024. – Т. 7, № 4. – С. 543–550. – </w:t>
-      </w:r>
-      <w:r>
-        <w:t>DOI</w:t>
-      </w:r>
-      <w:r>
-        <w:rPr>
-          <w:lang w:val="ru-RU"/>
-        </w:rPr>
-        <w:t xml:space="preserve"> 10.21323/</w:t>
-      </w:r>
-      <w:proofErr w:type="gramStart"/>
-      <w:r>
-        <w:rPr>
-          <w:lang w:val="ru-RU"/>
-        </w:rPr>
-        <w:t>2618-9771</w:t>
-      </w:r>
-      <w:proofErr w:type="gramEnd"/>
-      <w:r>
-        <w:rPr>
-          <w:lang w:val="ru-RU"/>
-        </w:rPr>
-        <w:t>-2024-7-4-</w:t>
-      </w:r>
-      <w:proofErr w:type="gramStart"/>
-      <w:r>
-        <w:rPr>
-          <w:lang w:val="ru-RU"/>
-        </w:rPr>
-        <w:t>543-550</w:t>
-      </w:r>
-      <w:proofErr w:type="gramEnd"/>
-      <w:r>
-        <w:rPr>
-          <w:lang w:val="ru-RU"/>
-        </w:rPr>
-        <w:t>.</w:t>
-      </w:r>
+        <w:pStyle w:val="1"/>
+        <w:rPr>
+          <w:rFonts w:ascii="Times New Roman" w:eastAsia="Times New Roman" w:hAnsi="Times New Roman"/>
+        </w:rPr>
+      </w:pPr>
     </w:p>
     <w:p>
       <w:pPr>
-        <w:rPr>
-          <w:lang w:val="ru-RU"/>
-        </w:rPr>
-      </w:pPr>
-      <w:r>
-        <w:rPr>
-          <w:lang w:val="ru-RU"/>
-        </w:rPr>
-        <w:lastRenderedPageBreak/>
-        <w:t>7. Туранский Д. В. Разработка и внедрение цифровых двойников для оптимизации хлебопекарных линий // Хлебопечение России. – 2024. – Т. 68, № 3. – С. 134–143.</w:t>
-      </w:r>
+        <w:pStyle w:val="1"/>
+        <w:rPr>
+          <w:rFonts w:ascii="Times New Roman" w:eastAsia="Times New Roman" w:hAnsi="Times New Roman"/>
+        </w:rPr>
+      </w:pPr>
     </w:p>
     <w:p>
       <w:pPr>
-        <w:rPr>
-          <w:lang w:val="ru-RU"/>
-        </w:rPr>
-      </w:pPr>
-      <w:r>
-        <w:rPr>
-          <w:lang w:val="ru-RU"/>
-        </w:rPr>
-        <w:t xml:space="preserve">8. Репина И. Б., Самойлова С. М., Сидорова Н. Г., Чуднова О. А., Сидоров Д. Е. Разработка дорожной карты проекта внедрения цифровых двойников в производственные процессы // Креативная экономика. – 2024. – Т. 18, № 10. – С. 2779–2800. – </w:t>
-      </w:r>
-      <w:r>
-        <w:t>DOI</w:t>
-      </w:r>
-      <w:r>
-        <w:rPr>
-          <w:lang w:val="ru-RU"/>
-        </w:rPr>
-        <w:t xml:space="preserve"> 10.18334/</w:t>
-      </w:r>
-      <w:proofErr w:type="spellStart"/>
-      <w:r>
-        <w:t>ce</w:t>
-      </w:r>
-      <w:proofErr w:type="spellEnd"/>
-      <w:r>
-        <w:rPr>
-          <w:lang w:val="ru-RU"/>
-        </w:rPr>
-        <w:t>.18.10.121702.</w:t>
-      </w:r>
+        <w:pStyle w:val="1"/>
+        <w:rPr>
+          <w:rFonts w:ascii="Times New Roman" w:eastAsia="Times New Roman" w:hAnsi="Times New Roman"/>
+        </w:rPr>
+      </w:pPr>
     </w:p>
     <w:p>
+      <w:pPr>
+        <w:pStyle w:val="1"/>
+        <w:jc w:val="both"/>
+        <w:rPr>
+          <w:rFonts w:ascii="Times New Roman" w:eastAsia="Times New Roman" w:hAnsi="Times New Roman"/>
+        </w:rPr>
+      </w:pPr>
+    </w:p>
+    <w:p/>
+    <w:p>
+      <w:pPr>
+        <w:pStyle w:val="1"/>
+        <w:rPr>
+          <w:lang w:val="ru-RU"/>
+        </w:rPr>
+      </w:pPr>
+      <w:r>
+        <w:rPr>
+          <w:rFonts w:ascii="Times New Roman" w:eastAsia="Times New Roman" w:hAnsi="Times New Roman"/>
+          <w:lang w:val="ru-RU"/>
+        </w:rPr>
+        <w:t>СПИСОК ИСПОЛЬЗОВАННЫХ ИСТОЧНИКОВ</w:t>
+      </w:r>
+    </w:p>
+    <w:p>
+      <w:pPr>
+        <w:rPr>
+          <w:lang w:val="ru-RU"/>
+        </w:rPr>
+      </w:pPr>
+      <w:r>
+        <w:rPr>
+          <w:lang w:val="ru-RU"/>
+        </w:rPr>
+        <w:t xml:space="preserve">1. </w:t>
+      </w:r>
+      <w:proofErr w:type="spellStart"/>
+      <w:r>
+        <w:rPr>
+          <w:lang w:val="ru-RU"/>
+        </w:rPr>
+        <w:t>Отинова</w:t>
+      </w:r>
+      <w:proofErr w:type="spellEnd"/>
+      <w:r>
+        <w:rPr>
+          <w:lang w:val="ru-RU"/>
+        </w:rPr>
+        <w:t xml:space="preserve"> М. Е., Попова Е. А., Полунина Н. Ю., Зайцева Е. А. Мониторинг картофелеперерабатывающих организаций в России: тенденции и перспективы // Научный результат. Экономические исследования. – 2024. – Т. 10, № 4. – С. 72–81. – </w:t>
+      </w:r>
+      <w:r>
+        <w:t>DOI</w:t>
+      </w:r>
+      <w:r>
+        <w:rPr>
+          <w:lang w:val="ru-RU"/>
+        </w:rPr>
+        <w:t xml:space="preserve"> 10.18413/2409-1634-2024-10-4-0-6.</w:t>
+      </w:r>
+    </w:p>
+    <w:p>
+      <w:pPr>
+        <w:rPr>
+          <w:lang w:val="ru-RU"/>
+        </w:rPr>
+      </w:pPr>
+      <w:r>
+        <w:rPr>
+          <w:lang w:val="ru-RU"/>
+        </w:rPr>
+        <w:t xml:space="preserve">2. Семенова А. В., Гольдштейн В. Г., Дегтярев В. А., Морозова А. А., Королева А. К. Изучение состава картофеля по хозяйственно ценным признакам, </w:t>
+      </w:r>
+      <w:r>
+        <w:rPr>
+          <w:lang w:val="ru-RU"/>
+        </w:rPr>
+        <w:lastRenderedPageBreak/>
+        <w:t xml:space="preserve">определяющим его пригодность к промышленной переработке // Аграрная наука Евро-Северо-Востока. – 2022. – Т. 23, № 6. – С. 841–851. – </w:t>
+      </w:r>
+      <w:r>
+        <w:t>DOI</w:t>
+      </w:r>
+      <w:r>
+        <w:rPr>
+          <w:lang w:val="ru-RU"/>
+        </w:rPr>
+        <w:t xml:space="preserve"> 10.30766/</w:t>
+      </w:r>
+      <w:proofErr w:type="gramStart"/>
+      <w:r>
+        <w:rPr>
+          <w:lang w:val="ru-RU"/>
+        </w:rPr>
+        <w:t>2072-9081.2022.23.6.841</w:t>
+      </w:r>
+      <w:proofErr w:type="gramEnd"/>
+      <w:r>
+        <w:rPr>
+          <w:lang w:val="ru-RU"/>
+        </w:rPr>
+        <w:t>-851.</w:t>
+      </w:r>
+    </w:p>
+    <w:p>
+      <w:pPr>
+        <w:rPr>
+          <w:lang w:val="ru-RU"/>
+        </w:rPr>
+      </w:pPr>
+      <w:r>
+        <w:rPr>
+          <w:lang w:val="ru-RU"/>
+        </w:rPr>
+        <w:t xml:space="preserve">3. Гулидова В. А., Зубкова Т. В., Дубровина О. А. Требования перерабатывающего предприятия к картофелю для переработки на </w:t>
+      </w:r>
+      <w:proofErr w:type="spellStart"/>
+      <w:r>
+        <w:rPr>
+          <w:lang w:val="ru-RU"/>
+        </w:rPr>
+        <w:t>картофелепродукт</w:t>
+      </w:r>
+      <w:proofErr w:type="spellEnd"/>
+      <w:r>
+        <w:rPr>
+          <w:lang w:val="ru-RU"/>
+        </w:rPr>
+        <w:t xml:space="preserve"> фри // Вестник КрасГАУ. – 2025. – № 9. – С. 271–279. – </w:t>
+      </w:r>
+      <w:r>
+        <w:t>DOI</w:t>
+      </w:r>
+      <w:r>
+        <w:rPr>
+          <w:lang w:val="ru-RU"/>
+        </w:rPr>
+        <w:t xml:space="preserve"> 10.36718/</w:t>
+      </w:r>
+      <w:proofErr w:type="gramStart"/>
+      <w:r>
+        <w:rPr>
+          <w:lang w:val="ru-RU"/>
+        </w:rPr>
+        <w:t>1819-4036-2025-9-271-279</w:t>
+      </w:r>
+      <w:proofErr w:type="gramEnd"/>
+      <w:r>
+        <w:rPr>
+          <w:lang w:val="ru-RU"/>
+        </w:rPr>
+        <w:t>.</w:t>
+      </w:r>
+    </w:p>
+    <w:p>
+      <w:pPr>
+        <w:rPr>
+          <w:lang w:val="ru-RU"/>
+        </w:rPr>
+      </w:pPr>
+      <w:r>
+        <w:rPr>
+          <w:lang w:val="ru-RU"/>
+        </w:rPr>
+        <w:t xml:space="preserve">4. </w:t>
+      </w:r>
+      <w:proofErr w:type="spellStart"/>
+      <w:r>
+        <w:rPr>
+          <w:lang w:val="ru-RU"/>
+        </w:rPr>
+        <w:t>Сопрунова</w:t>
+      </w:r>
+      <w:proofErr w:type="spellEnd"/>
+      <w:r>
+        <w:rPr>
+          <w:lang w:val="ru-RU"/>
+        </w:rPr>
+        <w:t xml:space="preserve"> О. Б., </w:t>
+      </w:r>
+      <w:proofErr w:type="spellStart"/>
+      <w:r>
+        <w:rPr>
+          <w:lang w:val="ru-RU"/>
+        </w:rPr>
+        <w:t>Сопрунова</w:t>
+      </w:r>
+      <w:proofErr w:type="spellEnd"/>
+      <w:r>
+        <w:rPr>
+          <w:lang w:val="ru-RU"/>
+        </w:rPr>
+        <w:t xml:space="preserve"> В. Е., Жукова О. И. Влияние биологической обработки при выращивании на физиолого-биохимические и технологические показатели клубней картофеля // Вестник КрасГАУ. – 2024. – № 2. – С. 50–57. – </w:t>
+      </w:r>
+      <w:r>
+        <w:t>DOI</w:t>
+      </w:r>
+      <w:r>
+        <w:rPr>
+          <w:lang w:val="ru-RU"/>
+        </w:rPr>
+        <w:t xml:space="preserve"> 10.36718/1819-4036-2024-2-50-57.</w:t>
+      </w:r>
+    </w:p>
+    <w:p>
+      <w:pPr>
+        <w:rPr>
+          <w:lang w:val="ru-RU"/>
+        </w:rPr>
+      </w:pPr>
+      <w:r>
+        <w:rPr>
+          <w:lang w:val="ru-RU"/>
+        </w:rPr>
+        <w:t xml:space="preserve">5. Никитина М. А., </w:t>
+      </w:r>
+      <w:proofErr w:type="spellStart"/>
+      <w:r>
+        <w:rPr>
+          <w:lang w:val="ru-RU"/>
+        </w:rPr>
+        <w:t>Каповский</w:t>
+      </w:r>
+      <w:proofErr w:type="spellEnd"/>
+      <w:r>
+        <w:rPr>
+          <w:lang w:val="ru-RU"/>
+        </w:rPr>
+        <w:t xml:space="preserve"> Б. Р., </w:t>
+      </w:r>
+      <w:proofErr w:type="spellStart"/>
+      <w:r>
+        <w:rPr>
+          <w:lang w:val="ru-RU"/>
+        </w:rPr>
+        <w:t>Дыдыкин</w:t>
+      </w:r>
+      <w:proofErr w:type="spellEnd"/>
+      <w:r>
+        <w:rPr>
+          <w:lang w:val="ru-RU"/>
+        </w:rPr>
+        <w:t xml:space="preserve"> А. С., Пчелкина В. А. Цифровая непрерывность процессов производства мясного фарша на технологических линиях // Все о мясе. – 2024. – № 5. – С. 31–35. – </w:t>
+      </w:r>
+      <w:r>
+        <w:t>DOI</w:t>
+      </w:r>
+      <w:r>
+        <w:rPr>
+          <w:lang w:val="ru-RU"/>
+        </w:rPr>
+        <w:t xml:space="preserve"> 10.21323/2071-2499-2024-5-31-35.</w:t>
+      </w:r>
+    </w:p>
+    <w:p>
+      <w:pPr>
+        <w:rPr>
+          <w:lang w:val="ru-RU"/>
+        </w:rPr>
+      </w:pPr>
+      <w:r>
+        <w:rPr>
+          <w:lang w:val="ru-RU"/>
+        </w:rPr>
+        <w:t xml:space="preserve">6. Никитина М. А., Чернуха И. М., Артамонова М. П., Кусай А. Т. Прогнозирование состава функционального пищевого продукта с использованием компьютерной симуляции // Пищевые системы. – 2024. – Т. 7, № 4. – С. 543–550. – </w:t>
+      </w:r>
+      <w:r>
+        <w:t>DOI</w:t>
+      </w:r>
+      <w:r>
+        <w:rPr>
+          <w:lang w:val="ru-RU"/>
+        </w:rPr>
+        <w:t xml:space="preserve"> 10.21323/</w:t>
+      </w:r>
+      <w:proofErr w:type="gramStart"/>
+      <w:r>
+        <w:rPr>
+          <w:lang w:val="ru-RU"/>
+        </w:rPr>
+        <w:t>2618-9771</w:t>
+      </w:r>
+      <w:proofErr w:type="gramEnd"/>
+      <w:r>
+        <w:rPr>
+          <w:lang w:val="ru-RU"/>
+        </w:rPr>
+        <w:t>-2024-7-4-</w:t>
+      </w:r>
+      <w:proofErr w:type="gramStart"/>
+      <w:r>
+        <w:rPr>
+          <w:lang w:val="ru-RU"/>
+        </w:rPr>
+        <w:t>543-550</w:t>
+      </w:r>
+      <w:proofErr w:type="gramEnd"/>
+      <w:r>
+        <w:rPr>
+          <w:lang w:val="ru-RU"/>
+        </w:rPr>
+        <w:t>.</w:t>
+      </w:r>
+    </w:p>
+    <w:p>
+      <w:pPr>
+        <w:rPr>
+          <w:lang w:val="ru-RU"/>
+        </w:rPr>
+      </w:pPr>
+      <w:r>
+        <w:rPr>
+          <w:lang w:val="ru-RU"/>
+        </w:rPr>
+        <w:t>7. Туранский Д. В. Разработка и внедрение цифровых двойников для оптимизации хлебопекарных линий // Хлебопечение России. – 2024. – Т. 68, № 3. – С. 134–143.</w:t>
+      </w:r>
+    </w:p>
+    <w:p>
+      <w:pPr>
+        <w:rPr>
+          <w:lang w:val="ru-RU"/>
+        </w:rPr>
+      </w:pPr>
+      <w:r>
+        <w:rPr>
+          <w:lang w:val="ru-RU"/>
+        </w:rPr>
+        <w:t xml:space="preserve">8. Репина И. Б., Самойлова С. М., Сидорова Н. Г., Чуднова О. А., Сидоров Д. Е. Разработка дорожной карты проекта внедрения цифровых двойников в производственные процессы // Креативная экономика. – 2024. – Т. 18, № 10. – С. 2779–2800. – </w:t>
+      </w:r>
+      <w:r>
+        <w:t>DOI</w:t>
+      </w:r>
+      <w:r>
+        <w:rPr>
+          <w:lang w:val="ru-RU"/>
+        </w:rPr>
+        <w:t xml:space="preserve"> 10.18334/</w:t>
+      </w:r>
+      <w:proofErr w:type="spellStart"/>
+      <w:r>
+        <w:t>ce</w:t>
+      </w:r>
+      <w:proofErr w:type="spellEnd"/>
+      <w:r>
+        <w:rPr>
+          <w:lang w:val="ru-RU"/>
+        </w:rPr>
+        <w:t>.18.10.121702.</w:t>
+      </w:r>
+    </w:p>
+    <w:p>
       <w:r>
         <w:rPr>
           <w:lang w:val="ru-RU"/>
@@ -9590,6 +10040,7 @@
       </w:r>
       <w:proofErr w:type="spellStart"/>
       <w:r>
+        <w:lastRenderedPageBreak/>
         <w:t>Общие</w:t>
       </w:r>
       <w:proofErr w:type="spellEnd"/>
@@ -9712,7 +10163,6 @@
     </w:p>
     <w:p>
       <w:r>
-        <w:lastRenderedPageBreak/>
         <w:t xml:space="preserve">14. </w:t>
       </w:r>
       <w:proofErr w:type="spellStart"/>
@@ -10674,7 +11124,6 @@
   <w:style w:type="character" w:default="1" w:styleId="a2">
     <w:name w:val="Default Paragraph Font"/>
     <w:uiPriority w:val="1"/>
-    <w:semiHidden/>
     <w:unhideWhenUsed/>
   </w:style>
   <w:style w:type="table" w:default="1" w:styleId="a3">
